--- a/Documentation/ProfilesRNS_ReleaseNotes.docx
+++ b/Documentation/ProfilesRNS_ReleaseNotes.docx
@@ -92,7 +92,7 @@
         <w:rPr>
           <w:rFonts w:cs="Arial"/>
         </w:rPr>
-        <w:t>December 18</w:t>
+        <w:t>October 1</w:t>
       </w:r>
       <w:r>
         <w:rPr>
@@ -104,7 +104,7 @@
         <w:rPr>
           <w:rFonts w:cs="Arial"/>
         </w:rPr>
-        <w:t>5</w:t>
+        <w:t>6</w:t>
       </w:r>
     </w:p>
     <w:p>
@@ -145,7 +145,19 @@
         <w:rPr>
           <w:rFonts w:cs="Arial"/>
         </w:rPr>
-        <w:t>4.0.0</w:t>
+        <w:t>4.</w:t>
+      </w:r>
+      <w:r>
+        <w:rPr>
+          <w:rFonts w:cs="Arial"/>
+        </w:rPr>
+        <w:t>1</w:t>
+      </w:r>
+      <w:r>
+        <w:rPr>
+          <w:rFonts w:cs="Arial"/>
+        </w:rPr>
+        <w:t>.0</w:t>
       </w:r>
     </w:p>
     <w:p>
@@ -234,7 +246,7 @@
             </w:rPr>
             <w:fldChar w:fldCharType="separate"/>
           </w:r>
-          <w:hyperlink w:anchor="_Toc216883989" w:history="1">
+          <w:hyperlink w:anchor="_Toc241602452" w:history="1">
             <w:r>
               <w:rPr>
                 <w:rStyle w:val="Hyperlink"/>
@@ -261,7 +273,7 @@
                 <w:noProof/>
                 <w:webHidden/>
               </w:rPr>
-              <w:instrText xml:space="preserve"> PAGEREF _Toc216883989 \h </w:instrText>
+              <w:instrText xml:space="preserve"> PAGEREF _Toc241602452 \h </w:instrText>
             </w:r>
             <w:r>
               <w:rPr>
@@ -307,7 +319,7 @@
               <w14:ligatures w14:val="standardContextual"/>
             </w:rPr>
           </w:pPr>
-          <w:hyperlink w:anchor="_Toc216883990" w:history="1">
+          <w:hyperlink w:anchor="_Toc241602453" w:history="1">
             <w:r>
               <w:rPr>
                 <w:rStyle w:val="Hyperlink"/>
@@ -334,7 +346,7 @@
                 <w:noProof/>
                 <w:webHidden/>
               </w:rPr>
-              <w:instrText xml:space="preserve"> PAGEREF _Toc216883990 \h </w:instrText>
+              <w:instrText xml:space="preserve"> PAGEREF _Toc241602453 \h </w:instrText>
             </w:r>
             <w:r>
               <w:rPr>
@@ -378,7 +390,7 @@
               <w14:ligatures w14:val="standardContextual"/>
             </w:rPr>
           </w:pPr>
-          <w:hyperlink w:anchor="_Toc216883991" w:history="1">
+          <w:hyperlink w:anchor="_Toc241602454" w:history="1">
             <w:r>
               <w:rPr>
                 <w:rStyle w:val="Hyperlink"/>
@@ -405,7 +417,7 @@
                 <w:noProof/>
                 <w:webHidden/>
               </w:rPr>
-              <w:instrText xml:space="preserve"> PAGEREF _Toc216883991 \h </w:instrText>
+              <w:instrText xml:space="preserve"> PAGEREF _Toc241602454 \h </w:instrText>
             </w:r>
             <w:r>
               <w:rPr>
@@ -451,7 +463,7 @@
               <w14:ligatures w14:val="standardContextual"/>
             </w:rPr>
           </w:pPr>
-          <w:hyperlink w:anchor="_Toc216883992" w:history="1">
+          <w:hyperlink w:anchor="_Toc241602455" w:history="1">
             <w:r>
               <w:rPr>
                 <w:rStyle w:val="Hyperlink"/>
@@ -478,7 +490,7 @@
                 <w:noProof/>
                 <w:webHidden/>
               </w:rPr>
-              <w:instrText xml:space="preserve"> PAGEREF _Toc216883992 \h </w:instrText>
+              <w:instrText xml:space="preserve"> PAGEREF _Toc241602455 \h </w:instrText>
             </w:r>
             <w:r>
               <w:rPr>
@@ -524,7 +536,7 @@
               <w14:ligatures w14:val="standardContextual"/>
             </w:rPr>
           </w:pPr>
-          <w:hyperlink w:anchor="_Toc216883993" w:history="1">
+          <w:hyperlink w:anchor="_Toc241602456" w:history="1">
             <w:r>
               <w:rPr>
                 <w:rStyle w:val="Hyperlink"/>
@@ -551,7 +563,7 @@
                 <w:noProof/>
                 <w:webHidden/>
               </w:rPr>
-              <w:instrText xml:space="preserve"> PAGEREF _Toc216883993 \h </w:instrText>
+              <w:instrText xml:space="preserve"> PAGEREF _Toc241602456 \h </w:instrText>
             </w:r>
             <w:r>
               <w:rPr>
@@ -595,7 +607,7 @@
               <w14:ligatures w14:val="standardContextual"/>
             </w:rPr>
           </w:pPr>
-          <w:hyperlink w:anchor="_Toc216883994" w:history="1">
+          <w:hyperlink w:anchor="_Toc241602457" w:history="1">
             <w:r>
               <w:rPr>
                 <w:rStyle w:val="Hyperlink"/>
@@ -622,7 +634,7 @@
                 <w:noProof/>
                 <w:webHidden/>
               </w:rPr>
-              <w:instrText xml:space="preserve"> PAGEREF _Toc216883994 \h </w:instrText>
+              <w:instrText xml:space="preserve"> PAGEREF _Toc241602457 \h </w:instrText>
             </w:r>
             <w:r>
               <w:rPr>
@@ -668,7 +680,7 @@
               <w14:ligatures w14:val="standardContextual"/>
             </w:rPr>
           </w:pPr>
-          <w:hyperlink w:anchor="_Toc216883995" w:history="1">
+          <w:hyperlink w:anchor="_Toc241602458" w:history="1">
             <w:r>
               <w:rPr>
                 <w:rStyle w:val="Hyperlink"/>
@@ -695,7 +707,7 @@
                 <w:noProof/>
                 <w:webHidden/>
               </w:rPr>
-              <w:instrText xml:space="preserve"> PAGEREF _Toc216883995 \h </w:instrText>
+              <w:instrText xml:space="preserve"> PAGEREF _Toc241602458 \h </w:instrText>
             </w:r>
             <w:r>
               <w:rPr>
@@ -739,7 +751,7 @@
               <w14:ligatures w14:val="standardContextual"/>
             </w:rPr>
           </w:pPr>
-          <w:hyperlink w:anchor="_Toc216883996" w:history="1">
+          <w:hyperlink w:anchor="_Toc241602459" w:history="1">
             <w:r>
               <w:rPr>
                 <w:rStyle w:val="Hyperlink"/>
@@ -766,7 +778,7 @@
                 <w:noProof/>
                 <w:webHidden/>
               </w:rPr>
-              <w:instrText xml:space="preserve"> PAGEREF _Toc216883996 \h </w:instrText>
+              <w:instrText xml:space="preserve"> PAGEREF _Toc241602459 \h </w:instrText>
             </w:r>
             <w:r>
               <w:rPr>
@@ -812,7 +824,7 @@
               <w14:ligatures w14:val="standardContextual"/>
             </w:rPr>
           </w:pPr>
-          <w:hyperlink w:anchor="_Toc216883997" w:history="1">
+          <w:hyperlink w:anchor="_Toc241602460" w:history="1">
             <w:r>
               <w:rPr>
                 <w:rStyle w:val="Hyperlink"/>
@@ -839,7 +851,7 @@
                 <w:noProof/>
                 <w:webHidden/>
               </w:rPr>
-              <w:instrText xml:space="preserve"> PAGEREF _Toc216883997 \h </w:instrText>
+              <w:instrText xml:space="preserve"> PAGEREF _Toc241602460 \h </w:instrText>
             </w:r>
             <w:r>
               <w:rPr>
@@ -885,7 +897,7 @@
               <w14:ligatures w14:val="standardContextual"/>
             </w:rPr>
           </w:pPr>
-          <w:hyperlink w:anchor="_Toc216883998" w:history="1">
+          <w:hyperlink w:anchor="_Toc241602461" w:history="1">
             <w:r>
               <w:rPr>
                 <w:rStyle w:val="Hyperlink"/>
@@ -912,7 +924,7 @@
                 <w:noProof/>
                 <w:webHidden/>
               </w:rPr>
-              <w:instrText xml:space="preserve"> PAGEREF _Toc216883998 \h </w:instrText>
+              <w:instrText xml:space="preserve"> PAGEREF _Toc241602461 \h </w:instrText>
             </w:r>
             <w:r>
               <w:rPr>
@@ -956,7 +968,7 @@
               <w14:ligatures w14:val="standardContextual"/>
             </w:rPr>
           </w:pPr>
-          <w:hyperlink w:anchor="_Toc216883999" w:history="1">
+          <w:hyperlink w:anchor="_Toc241602462" w:history="1">
             <w:r>
               <w:rPr>
                 <w:rStyle w:val="Hyperlink"/>
@@ -983,7 +995,7 @@
                 <w:noProof/>
                 <w:webHidden/>
               </w:rPr>
-              <w:instrText xml:space="preserve"> PAGEREF _Toc216883999 \h </w:instrText>
+              <w:instrText xml:space="preserve"> PAGEREF _Toc241602462 \h </w:instrText>
             </w:r>
             <w:r>
               <w:rPr>
@@ -1029,7 +1041,7 @@
               <w14:ligatures w14:val="standardContextual"/>
             </w:rPr>
           </w:pPr>
-          <w:hyperlink w:anchor="_Toc216884000" w:history="1">
+          <w:hyperlink w:anchor="_Toc241602463" w:history="1">
             <w:r>
               <w:rPr>
                 <w:rStyle w:val="Hyperlink"/>
@@ -1056,7 +1068,7 @@
                 <w:noProof/>
                 <w:webHidden/>
               </w:rPr>
-              <w:instrText xml:space="preserve"> PAGEREF _Toc216884000 \h </w:instrText>
+              <w:instrText xml:space="preserve"> PAGEREF _Toc241602463 \h </w:instrText>
             </w:r>
             <w:r>
               <w:rPr>
@@ -1102,7 +1114,7 @@
               <w14:ligatures w14:val="standardContextual"/>
             </w:rPr>
           </w:pPr>
-          <w:hyperlink w:anchor="_Toc216884001" w:history="1">
+          <w:hyperlink w:anchor="_Toc241602464" w:history="1">
             <w:r>
               <w:rPr>
                 <w:rStyle w:val="Hyperlink"/>
@@ -1129,7 +1141,7 @@
                 <w:noProof/>
                 <w:webHidden/>
               </w:rPr>
-              <w:instrText xml:space="preserve"> PAGEREF _Toc216884001 \h </w:instrText>
+              <w:instrText xml:space="preserve"> PAGEREF _Toc241602464 \h </w:instrText>
             </w:r>
             <w:r>
               <w:rPr>
@@ -1175,7 +1187,7 @@
               <w14:ligatures w14:val="standardContextual"/>
             </w:rPr>
           </w:pPr>
-          <w:hyperlink w:anchor="_Toc216884002" w:history="1">
+          <w:hyperlink w:anchor="_Toc241602465" w:history="1">
             <w:r>
               <w:rPr>
                 <w:rStyle w:val="Hyperlink"/>
@@ -1202,7 +1214,7 @@
                 <w:noProof/>
                 <w:webHidden/>
               </w:rPr>
-              <w:instrText xml:space="preserve"> PAGEREF _Toc216884002 \h </w:instrText>
+              <w:instrText xml:space="preserve"> PAGEREF _Toc241602465 \h </w:instrText>
             </w:r>
             <w:r>
               <w:rPr>
@@ -1246,7 +1258,7 @@
               <w14:ligatures w14:val="standardContextual"/>
             </w:rPr>
           </w:pPr>
-          <w:hyperlink w:anchor="_Toc216884003" w:history="1">
+          <w:hyperlink w:anchor="_Toc241602466" w:history="1">
             <w:r>
               <w:rPr>
                 <w:rStyle w:val="Hyperlink"/>
@@ -1273,7 +1285,7 @@
                 <w:noProof/>
                 <w:webHidden/>
               </w:rPr>
-              <w:instrText xml:space="preserve"> PAGEREF _Toc216884003 \h </w:instrText>
+              <w:instrText xml:space="preserve"> PAGEREF _Toc241602466 \h </w:instrText>
             </w:r>
             <w:r>
               <w:rPr>
@@ -1319,7 +1331,7 @@
               <w14:ligatures w14:val="standardContextual"/>
             </w:rPr>
           </w:pPr>
-          <w:hyperlink w:anchor="_Toc216884004" w:history="1">
+          <w:hyperlink w:anchor="_Toc241602467" w:history="1">
             <w:r>
               <w:rPr>
                 <w:rStyle w:val="Hyperlink"/>
@@ -1346,7 +1358,7 @@
                 <w:noProof/>
                 <w:webHidden/>
               </w:rPr>
-              <w:instrText xml:space="preserve"> PAGEREF _Toc216884004 \h </w:instrText>
+              <w:instrText xml:space="preserve"> PAGEREF _Toc241602467 \h </w:instrText>
             </w:r>
             <w:r>
               <w:rPr>
@@ -1392,7 +1404,7 @@
               <w14:ligatures w14:val="standardContextual"/>
             </w:rPr>
           </w:pPr>
-          <w:hyperlink w:anchor="_Toc216884005" w:history="1">
+          <w:hyperlink w:anchor="_Toc241602468" w:history="1">
             <w:r>
               <w:rPr>
                 <w:rStyle w:val="Hyperlink"/>
@@ -1419,7 +1431,7 @@
                 <w:noProof/>
                 <w:webHidden/>
               </w:rPr>
-              <w:instrText xml:space="preserve"> PAGEREF _Toc216884005 \h </w:instrText>
+              <w:instrText xml:space="preserve"> PAGEREF _Toc241602468 \h </w:instrText>
             </w:r>
             <w:r>
               <w:rPr>
@@ -1465,7 +1477,7 @@
               <w14:ligatures w14:val="standardContextual"/>
             </w:rPr>
           </w:pPr>
-          <w:hyperlink w:anchor="_Toc216884006" w:history="1">
+          <w:hyperlink w:anchor="_Toc241602469" w:history="1">
             <w:r>
               <w:rPr>
                 <w:rStyle w:val="Hyperlink"/>
@@ -1492,7 +1504,7 @@
                 <w:noProof/>
                 <w:webHidden/>
               </w:rPr>
-              <w:instrText xml:space="preserve"> PAGEREF _Toc216884006 \h </w:instrText>
+              <w:instrText xml:space="preserve"> PAGEREF _Toc241602469 \h </w:instrText>
             </w:r>
             <w:r>
               <w:rPr>
@@ -1536,7 +1548,7 @@
               <w14:ligatures w14:val="standardContextual"/>
             </w:rPr>
           </w:pPr>
-          <w:hyperlink w:anchor="_Toc216884007" w:history="1">
+          <w:hyperlink w:anchor="_Toc241602470" w:history="1">
             <w:r>
               <w:rPr>
                 <w:rStyle w:val="Hyperlink"/>
@@ -1563,7 +1575,7 @@
                 <w:noProof/>
                 <w:webHidden/>
               </w:rPr>
-              <w:instrText xml:space="preserve"> PAGEREF _Toc216884007 \h </w:instrText>
+              <w:instrText xml:space="preserve"> PAGEREF _Toc241602470 \h </w:instrText>
             </w:r>
             <w:r>
               <w:rPr>
@@ -1609,7 +1621,7 @@
               <w14:ligatures w14:val="standardContextual"/>
             </w:rPr>
           </w:pPr>
-          <w:hyperlink w:anchor="_Toc216884008" w:history="1">
+          <w:hyperlink w:anchor="_Toc241602471" w:history="1">
             <w:r>
               <w:rPr>
                 <w:rStyle w:val="Hyperlink"/>
@@ -1636,7 +1648,7 @@
                 <w:noProof/>
                 <w:webHidden/>
               </w:rPr>
-              <w:instrText xml:space="preserve"> PAGEREF _Toc216884008 \h </w:instrText>
+              <w:instrText xml:space="preserve"> PAGEREF _Toc241602471 \h </w:instrText>
             </w:r>
             <w:r>
               <w:rPr>
@@ -1682,7 +1694,7 @@
               <w14:ligatures w14:val="standardContextual"/>
             </w:rPr>
           </w:pPr>
-          <w:hyperlink w:anchor="_Toc216884009" w:history="1">
+          <w:hyperlink w:anchor="_Toc241602472" w:history="1">
             <w:r>
               <w:rPr>
                 <w:rStyle w:val="Hyperlink"/>
@@ -1709,7 +1721,7 @@
                 <w:noProof/>
                 <w:webHidden/>
               </w:rPr>
-              <w:instrText xml:space="preserve"> PAGEREF _Toc216884009 \h </w:instrText>
+              <w:instrText xml:space="preserve"> PAGEREF _Toc241602472 \h </w:instrText>
             </w:r>
             <w:r>
               <w:rPr>
@@ -1755,7 +1767,7 @@
               <w14:ligatures w14:val="standardContextual"/>
             </w:rPr>
           </w:pPr>
-          <w:hyperlink w:anchor="_Toc216884010" w:history="1">
+          <w:hyperlink w:anchor="_Toc241602473" w:history="1">
             <w:r>
               <w:rPr>
                 <w:rStyle w:val="Hyperlink"/>
@@ -1782,7 +1794,7 @@
                 <w:noProof/>
                 <w:webHidden/>
               </w:rPr>
-              <w:instrText xml:space="preserve"> PAGEREF _Toc216884010 \h </w:instrText>
+              <w:instrText xml:space="preserve"> PAGEREF _Toc241602473 \h </w:instrText>
             </w:r>
             <w:r>
               <w:rPr>
@@ -1826,7 +1838,7 @@
               <w14:ligatures w14:val="standardContextual"/>
             </w:rPr>
           </w:pPr>
-          <w:hyperlink w:anchor="_Toc216884011" w:history="1">
+          <w:hyperlink w:anchor="_Toc241602474" w:history="1">
             <w:r>
               <w:rPr>
                 <w:rStyle w:val="Hyperlink"/>
@@ -1853,7 +1865,7 @@
                 <w:noProof/>
                 <w:webHidden/>
               </w:rPr>
-              <w:instrText xml:space="preserve"> PAGEREF _Toc216884011 \h </w:instrText>
+              <w:instrText xml:space="preserve"> PAGEREF _Toc241602474 \h </w:instrText>
             </w:r>
             <w:r>
               <w:rPr>
@@ -1899,7 +1911,7 @@
               <w14:ligatures w14:val="standardContextual"/>
             </w:rPr>
           </w:pPr>
-          <w:hyperlink w:anchor="_Toc216884012" w:history="1">
+          <w:hyperlink w:anchor="_Toc241602475" w:history="1">
             <w:r>
               <w:rPr>
                 <w:rStyle w:val="Hyperlink"/>
@@ -1926,7 +1938,7 @@
                 <w:noProof/>
                 <w:webHidden/>
               </w:rPr>
-              <w:instrText xml:space="preserve"> PAGEREF _Toc216884012 \h </w:instrText>
+              <w:instrText xml:space="preserve"> PAGEREF _Toc241602475 \h </w:instrText>
             </w:r>
             <w:r>
               <w:rPr>
@@ -1972,7 +1984,7 @@
               <w14:ligatures w14:val="standardContextual"/>
             </w:rPr>
           </w:pPr>
-          <w:hyperlink w:anchor="_Toc216884013" w:history="1">
+          <w:hyperlink w:anchor="_Toc241602476" w:history="1">
             <w:r>
               <w:rPr>
                 <w:rStyle w:val="Hyperlink"/>
@@ -1999,7 +2011,7 @@
                 <w:noProof/>
                 <w:webHidden/>
               </w:rPr>
-              <w:instrText xml:space="preserve"> PAGEREF _Toc216884013 \h </w:instrText>
+              <w:instrText xml:space="preserve"> PAGEREF _Toc241602476 \h </w:instrText>
             </w:r>
             <w:r>
               <w:rPr>
@@ -2045,7 +2057,7 @@
               <w14:ligatures w14:val="standardContextual"/>
             </w:rPr>
           </w:pPr>
-          <w:hyperlink w:anchor="_Toc216884014" w:history="1">
+          <w:hyperlink w:anchor="_Toc241602477" w:history="1">
             <w:r>
               <w:rPr>
                 <w:rStyle w:val="Hyperlink"/>
@@ -2072,7 +2084,7 @@
                 <w:noProof/>
                 <w:webHidden/>
               </w:rPr>
-              <w:instrText xml:space="preserve"> PAGEREF _Toc216884014 \h </w:instrText>
+              <w:instrText xml:space="preserve"> PAGEREF _Toc241602477 \h </w:instrText>
             </w:r>
             <w:r>
               <w:rPr>
@@ -2116,7 +2128,7 @@
               <w14:ligatures w14:val="standardContextual"/>
             </w:rPr>
           </w:pPr>
-          <w:hyperlink w:anchor="_Toc216884015" w:history="1">
+          <w:hyperlink w:anchor="_Toc241602478" w:history="1">
             <w:r>
               <w:rPr>
                 <w:rStyle w:val="Hyperlink"/>
@@ -2143,7 +2155,7 @@
                 <w:noProof/>
                 <w:webHidden/>
               </w:rPr>
-              <w:instrText xml:space="preserve"> PAGEREF _Toc216884015 \h </w:instrText>
+              <w:instrText xml:space="preserve"> PAGEREF _Toc241602478 \h </w:instrText>
             </w:r>
             <w:r>
               <w:rPr>
@@ -2189,7 +2201,7 @@
               <w14:ligatures w14:val="standardContextual"/>
             </w:rPr>
           </w:pPr>
-          <w:hyperlink w:anchor="_Toc216884016" w:history="1">
+          <w:hyperlink w:anchor="_Toc241602479" w:history="1">
             <w:r>
               <w:rPr>
                 <w:rStyle w:val="Hyperlink"/>
@@ -2216,7 +2228,7 @@
                 <w:noProof/>
                 <w:webHidden/>
               </w:rPr>
-              <w:instrText xml:space="preserve"> PAGEREF _Toc216884016 \h </w:instrText>
+              <w:instrText xml:space="preserve"> PAGEREF _Toc241602479 \h </w:instrText>
             </w:r>
             <w:r>
               <w:rPr>
@@ -2262,7 +2274,7 @@
               <w14:ligatures w14:val="standardContextual"/>
             </w:rPr>
           </w:pPr>
-          <w:hyperlink w:anchor="_Toc216884017" w:history="1">
+          <w:hyperlink w:anchor="_Toc241602480" w:history="1">
             <w:r>
               <w:rPr>
                 <w:rStyle w:val="Hyperlink"/>
@@ -2289,7 +2301,7 @@
                 <w:noProof/>
                 <w:webHidden/>
               </w:rPr>
-              <w:instrText xml:space="preserve"> PAGEREF _Toc216884017 \h </w:instrText>
+              <w:instrText xml:space="preserve"> PAGEREF _Toc241602480 \h </w:instrText>
             </w:r>
             <w:r>
               <w:rPr>
@@ -2335,7 +2347,7 @@
               <w14:ligatures w14:val="standardContextual"/>
             </w:rPr>
           </w:pPr>
-          <w:hyperlink w:anchor="_Toc216884018" w:history="1">
+          <w:hyperlink w:anchor="_Toc241602481" w:history="1">
             <w:r>
               <w:rPr>
                 <w:rStyle w:val="Hyperlink"/>
@@ -2362,7 +2374,7 @@
                 <w:noProof/>
                 <w:webHidden/>
               </w:rPr>
-              <w:instrText xml:space="preserve"> PAGEREF _Toc216884018 \h </w:instrText>
+              <w:instrText xml:space="preserve"> PAGEREF _Toc241602481 \h </w:instrText>
             </w:r>
             <w:r>
               <w:rPr>
@@ -2406,7 +2418,7 @@
               <w14:ligatures w14:val="standardContextual"/>
             </w:rPr>
           </w:pPr>
-          <w:hyperlink w:anchor="_Toc216884019" w:history="1">
+          <w:hyperlink w:anchor="_Toc241602482" w:history="1">
             <w:r>
               <w:rPr>
                 <w:rStyle w:val="Hyperlink"/>
@@ -2433,7 +2445,7 @@
                 <w:noProof/>
                 <w:webHidden/>
               </w:rPr>
-              <w:instrText xml:space="preserve"> PAGEREF _Toc216884019 \h </w:instrText>
+              <w:instrText xml:space="preserve"> PAGEREF _Toc241602482 \h </w:instrText>
             </w:r>
             <w:r>
               <w:rPr>
@@ -2479,7 +2491,7 @@
               <w14:ligatures w14:val="standardContextual"/>
             </w:rPr>
           </w:pPr>
-          <w:hyperlink w:anchor="_Toc216884020" w:history="1">
+          <w:hyperlink w:anchor="_Toc241602483" w:history="1">
             <w:r>
               <w:rPr>
                 <w:rStyle w:val="Hyperlink"/>
@@ -2506,7 +2518,7 @@
                 <w:noProof/>
                 <w:webHidden/>
               </w:rPr>
-              <w:instrText xml:space="preserve"> PAGEREF _Toc216884020 \h </w:instrText>
+              <w:instrText xml:space="preserve"> PAGEREF _Toc241602483 \h </w:instrText>
             </w:r>
             <w:r>
               <w:rPr>
@@ -2552,7 +2564,7 @@
               <w14:ligatures w14:val="standardContextual"/>
             </w:rPr>
           </w:pPr>
-          <w:hyperlink w:anchor="_Toc216884021" w:history="1">
+          <w:hyperlink w:anchor="_Toc241602484" w:history="1">
             <w:r>
               <w:rPr>
                 <w:rStyle w:val="Hyperlink"/>
@@ -2579,7 +2591,7 @@
                 <w:noProof/>
                 <w:webHidden/>
               </w:rPr>
-              <w:instrText xml:space="preserve"> PAGEREF _Toc216884021 \h </w:instrText>
+              <w:instrText xml:space="preserve"> PAGEREF _Toc241602484 \h </w:instrText>
             </w:r>
             <w:r>
               <w:rPr>
@@ -2625,7 +2637,7 @@
               <w14:ligatures w14:val="standardContextual"/>
             </w:rPr>
           </w:pPr>
-          <w:hyperlink w:anchor="_Toc216884022" w:history="1">
+          <w:hyperlink w:anchor="_Toc241602485" w:history="1">
             <w:r>
               <w:rPr>
                 <w:rStyle w:val="Hyperlink"/>
@@ -2652,7 +2664,7 @@
                 <w:noProof/>
                 <w:webHidden/>
               </w:rPr>
-              <w:instrText xml:space="preserve"> PAGEREF _Toc216884022 \h </w:instrText>
+              <w:instrText xml:space="preserve"> PAGEREF _Toc241602485 \h </w:instrText>
             </w:r>
             <w:r>
               <w:rPr>
@@ -2696,7 +2708,7 @@
               <w14:ligatures w14:val="standardContextual"/>
             </w:rPr>
           </w:pPr>
-          <w:hyperlink w:anchor="_Toc216884023" w:history="1">
+          <w:hyperlink w:anchor="_Toc241602486" w:history="1">
             <w:r>
               <w:rPr>
                 <w:rStyle w:val="Hyperlink"/>
@@ -2723,7 +2735,7 @@
                 <w:noProof/>
                 <w:webHidden/>
               </w:rPr>
-              <w:instrText xml:space="preserve"> PAGEREF _Toc216884023 \h </w:instrText>
+              <w:instrText xml:space="preserve"> PAGEREF _Toc241602486 \h </w:instrText>
             </w:r>
             <w:r>
               <w:rPr>
@@ -2769,7 +2781,7 @@
               <w14:ligatures w14:val="standardContextual"/>
             </w:rPr>
           </w:pPr>
-          <w:hyperlink w:anchor="_Toc216884024" w:history="1">
+          <w:hyperlink w:anchor="_Toc241602487" w:history="1">
             <w:r>
               <w:rPr>
                 <w:rStyle w:val="Hyperlink"/>
@@ -2796,7 +2808,7 @@
                 <w:noProof/>
                 <w:webHidden/>
               </w:rPr>
-              <w:instrText xml:space="preserve"> PAGEREF _Toc216884024 \h </w:instrText>
+              <w:instrText xml:space="preserve"> PAGEREF _Toc241602487 \h </w:instrText>
             </w:r>
             <w:r>
               <w:rPr>
@@ -2842,7 +2854,7 @@
               <w14:ligatures w14:val="standardContextual"/>
             </w:rPr>
           </w:pPr>
-          <w:hyperlink w:anchor="_Toc216884025" w:history="1">
+          <w:hyperlink w:anchor="_Toc241602488" w:history="1">
             <w:r>
               <w:rPr>
                 <w:rStyle w:val="Hyperlink"/>
@@ -2869,7 +2881,7 @@
                 <w:noProof/>
                 <w:webHidden/>
               </w:rPr>
-              <w:instrText xml:space="preserve"> PAGEREF _Toc216884025 \h </w:instrText>
+              <w:instrText xml:space="preserve"> PAGEREF _Toc241602488 \h </w:instrText>
             </w:r>
             <w:r>
               <w:rPr>
@@ -2915,7 +2927,7 @@
               <w14:ligatures w14:val="standardContextual"/>
             </w:rPr>
           </w:pPr>
-          <w:hyperlink w:anchor="_Toc216884026" w:history="1">
+          <w:hyperlink w:anchor="_Toc241602489" w:history="1">
             <w:r>
               <w:rPr>
                 <w:rStyle w:val="Hyperlink"/>
@@ -2942,7 +2954,7 @@
                 <w:noProof/>
                 <w:webHidden/>
               </w:rPr>
-              <w:instrText xml:space="preserve"> PAGEREF _Toc216884026 \h </w:instrText>
+              <w:instrText xml:space="preserve"> PAGEREF _Toc241602489 \h </w:instrText>
             </w:r>
             <w:r>
               <w:rPr>
@@ -2988,7 +3000,7 @@
               <w14:ligatures w14:val="standardContextual"/>
             </w:rPr>
           </w:pPr>
-          <w:hyperlink w:anchor="_Toc216884027" w:history="1">
+          <w:hyperlink w:anchor="_Toc241602490" w:history="1">
             <w:r>
               <w:rPr>
                 <w:rStyle w:val="Hyperlink"/>
@@ -3015,7 +3027,7 @@
                 <w:noProof/>
                 <w:webHidden/>
               </w:rPr>
-              <w:instrText xml:space="preserve"> PAGEREF _Toc216884027 \h </w:instrText>
+              <w:instrText xml:space="preserve"> PAGEREF _Toc241602490 \h </w:instrText>
             </w:r>
             <w:r>
               <w:rPr>
@@ -3059,7 +3071,7 @@
               <w14:ligatures w14:val="standardContextual"/>
             </w:rPr>
           </w:pPr>
-          <w:hyperlink w:anchor="_Toc216884028" w:history="1">
+          <w:hyperlink w:anchor="_Toc241602491" w:history="1">
             <w:r>
               <w:rPr>
                 <w:rStyle w:val="Hyperlink"/>
@@ -3086,7 +3098,7 @@
                 <w:noProof/>
                 <w:webHidden/>
               </w:rPr>
-              <w:instrText xml:space="preserve"> PAGEREF _Toc216884028 \h </w:instrText>
+              <w:instrText xml:space="preserve"> PAGEREF _Toc241602491 \h </w:instrText>
             </w:r>
             <w:r>
               <w:rPr>
@@ -3132,7 +3144,7 @@
               <w14:ligatures w14:val="standardContextual"/>
             </w:rPr>
           </w:pPr>
-          <w:hyperlink w:anchor="_Toc216884029" w:history="1">
+          <w:hyperlink w:anchor="_Toc241602492" w:history="1">
             <w:r>
               <w:rPr>
                 <w:rStyle w:val="Hyperlink"/>
@@ -3159,7 +3171,7 @@
                 <w:noProof/>
                 <w:webHidden/>
               </w:rPr>
-              <w:instrText xml:space="preserve"> PAGEREF _Toc216884029 \h </w:instrText>
+              <w:instrText xml:space="preserve"> PAGEREF _Toc241602492 \h </w:instrText>
             </w:r>
             <w:r>
               <w:rPr>
@@ -3205,7 +3217,7 @@
               <w14:ligatures w14:val="standardContextual"/>
             </w:rPr>
           </w:pPr>
-          <w:hyperlink w:anchor="_Toc216884030" w:history="1">
+          <w:hyperlink w:anchor="_Toc241602493" w:history="1">
             <w:r>
               <w:rPr>
                 <w:rStyle w:val="Hyperlink"/>
@@ -3232,7 +3244,7 @@
                 <w:noProof/>
                 <w:webHidden/>
               </w:rPr>
-              <w:instrText xml:space="preserve"> PAGEREF _Toc216884030 \h </w:instrText>
+              <w:instrText xml:space="preserve"> PAGEREF _Toc241602493 \h </w:instrText>
             </w:r>
             <w:r>
               <w:rPr>
@@ -3278,7 +3290,7 @@
               <w14:ligatures w14:val="standardContextual"/>
             </w:rPr>
           </w:pPr>
-          <w:hyperlink w:anchor="_Toc216884031" w:history="1">
+          <w:hyperlink w:anchor="_Toc241602494" w:history="1">
             <w:r>
               <w:rPr>
                 <w:rStyle w:val="Hyperlink"/>
@@ -3305,7 +3317,7 @@
                 <w:noProof/>
                 <w:webHidden/>
               </w:rPr>
-              <w:instrText xml:space="preserve"> PAGEREF _Toc216884031 \h </w:instrText>
+              <w:instrText xml:space="preserve"> PAGEREF _Toc241602494 \h </w:instrText>
             </w:r>
             <w:r>
               <w:rPr>
@@ -3351,7 +3363,7 @@
               <w14:ligatures w14:val="standardContextual"/>
             </w:rPr>
           </w:pPr>
-          <w:hyperlink w:anchor="_Toc216884032" w:history="1">
+          <w:hyperlink w:anchor="_Toc241602495" w:history="1">
             <w:r>
               <w:rPr>
                 <w:rStyle w:val="Hyperlink"/>
@@ -3379,7 +3391,7 @@
                 <w:noProof/>
                 <w:webHidden/>
               </w:rPr>
-              <w:instrText xml:space="preserve"> PAGEREF _Toc216884032 \h </w:instrText>
+              <w:instrText xml:space="preserve"> PAGEREF _Toc241602495 \h </w:instrText>
             </w:r>
             <w:r>
               <w:rPr>
@@ -3423,7 +3435,7 @@
               <w14:ligatures w14:val="standardContextual"/>
             </w:rPr>
           </w:pPr>
-          <w:hyperlink w:anchor="_Toc216884033" w:history="1">
+          <w:hyperlink w:anchor="_Toc241602496" w:history="1">
             <w:r>
               <w:rPr>
                 <w:rStyle w:val="Hyperlink"/>
@@ -3450,7 +3462,7 @@
                 <w:noProof/>
                 <w:webHidden/>
               </w:rPr>
-              <w:instrText xml:space="preserve"> PAGEREF _Toc216884033 \h </w:instrText>
+              <w:instrText xml:space="preserve"> PAGEREF _Toc241602496 \h </w:instrText>
             </w:r>
             <w:r>
               <w:rPr>
@@ -3496,7 +3508,7 @@
               <w14:ligatures w14:val="standardContextual"/>
             </w:rPr>
           </w:pPr>
-          <w:hyperlink w:anchor="_Toc216884034" w:history="1">
+          <w:hyperlink w:anchor="_Toc241602497" w:history="1">
             <w:r>
               <w:rPr>
                 <w:rStyle w:val="Hyperlink"/>
@@ -3523,7 +3535,7 @@
                 <w:noProof/>
                 <w:webHidden/>
               </w:rPr>
-              <w:instrText xml:space="preserve"> PAGEREF _Toc216884034 \h </w:instrText>
+              <w:instrText xml:space="preserve"> PAGEREF _Toc241602497 \h </w:instrText>
             </w:r>
             <w:r>
               <w:rPr>
@@ -3569,7 +3581,7 @@
               <w14:ligatures w14:val="standardContextual"/>
             </w:rPr>
           </w:pPr>
-          <w:hyperlink w:anchor="_Toc216884035" w:history="1">
+          <w:hyperlink w:anchor="_Toc241602498" w:history="1">
             <w:r>
               <w:rPr>
                 <w:rStyle w:val="Hyperlink"/>
@@ -3596,7 +3608,7 @@
                 <w:noProof/>
                 <w:webHidden/>
               </w:rPr>
-              <w:instrText xml:space="preserve"> PAGEREF _Toc216884035 \h </w:instrText>
+              <w:instrText xml:space="preserve"> PAGEREF _Toc241602498 \h </w:instrText>
             </w:r>
             <w:r>
               <w:rPr>
@@ -3642,7 +3654,7 @@
               <w14:ligatures w14:val="standardContextual"/>
             </w:rPr>
           </w:pPr>
-          <w:hyperlink w:anchor="_Toc216884036" w:history="1">
+          <w:hyperlink w:anchor="_Toc241602499" w:history="1">
             <w:r>
               <w:rPr>
                 <w:rStyle w:val="Hyperlink"/>
@@ -3669,7 +3681,7 @@
                 <w:noProof/>
                 <w:webHidden/>
               </w:rPr>
-              <w:instrText xml:space="preserve"> PAGEREF _Toc216884036 \h </w:instrText>
+              <w:instrText xml:space="preserve"> PAGEREF _Toc241602499 \h </w:instrText>
             </w:r>
             <w:r>
               <w:rPr>
@@ -3713,7 +3725,7 @@
               <w14:ligatures w14:val="standardContextual"/>
             </w:rPr>
           </w:pPr>
-          <w:hyperlink w:anchor="_Toc216884037" w:history="1">
+          <w:hyperlink w:anchor="_Toc241602500" w:history="1">
             <w:r>
               <w:rPr>
                 <w:rStyle w:val="Hyperlink"/>
@@ -3740,7 +3752,7 @@
                 <w:noProof/>
                 <w:webHidden/>
               </w:rPr>
-              <w:instrText xml:space="preserve"> PAGEREF _Toc216884037 \h </w:instrText>
+              <w:instrText xml:space="preserve"> PAGEREF _Toc241602500 \h </w:instrText>
             </w:r>
             <w:r>
               <w:rPr>
@@ -3786,7 +3798,7 @@
               <w14:ligatures w14:val="standardContextual"/>
             </w:rPr>
           </w:pPr>
-          <w:hyperlink w:anchor="_Toc216884038" w:history="1">
+          <w:hyperlink w:anchor="_Toc241602501" w:history="1">
             <w:r>
               <w:rPr>
                 <w:rStyle w:val="Hyperlink"/>
@@ -3813,7 +3825,7 @@
                 <w:noProof/>
                 <w:webHidden/>
               </w:rPr>
-              <w:instrText xml:space="preserve"> PAGEREF _Toc216884038 \h </w:instrText>
+              <w:instrText xml:space="preserve"> PAGEREF _Toc241602501 \h </w:instrText>
             </w:r>
             <w:r>
               <w:rPr>
@@ -3859,7 +3871,7 @@
               <w14:ligatures w14:val="standardContextual"/>
             </w:rPr>
           </w:pPr>
-          <w:hyperlink w:anchor="_Toc216884039" w:history="1">
+          <w:hyperlink w:anchor="_Toc241602502" w:history="1">
             <w:r>
               <w:rPr>
                 <w:rStyle w:val="Hyperlink"/>
@@ -3886,7 +3898,7 @@
                 <w:noProof/>
                 <w:webHidden/>
               </w:rPr>
-              <w:instrText xml:space="preserve"> PAGEREF _Toc216884039 \h </w:instrText>
+              <w:instrText xml:space="preserve"> PAGEREF _Toc241602502 \h </w:instrText>
             </w:r>
             <w:r>
               <w:rPr>
@@ -3932,7 +3944,7 @@
               <w14:ligatures w14:val="standardContextual"/>
             </w:rPr>
           </w:pPr>
-          <w:hyperlink w:anchor="_Toc216884040" w:history="1">
+          <w:hyperlink w:anchor="_Toc241602503" w:history="1">
             <w:r>
               <w:rPr>
                 <w:rStyle w:val="Hyperlink"/>
@@ -3959,7 +3971,7 @@
                 <w:noProof/>
                 <w:webHidden/>
               </w:rPr>
-              <w:instrText xml:space="preserve"> PAGEREF _Toc216884040 \h </w:instrText>
+              <w:instrText xml:space="preserve"> PAGEREF _Toc241602503 \h </w:instrText>
             </w:r>
             <w:r>
               <w:rPr>
@@ -4003,7 +4015,7 @@
               <w14:ligatures w14:val="standardContextual"/>
             </w:rPr>
           </w:pPr>
-          <w:hyperlink w:anchor="_Toc216884041" w:history="1">
+          <w:hyperlink w:anchor="_Toc241602504" w:history="1">
             <w:r>
               <w:rPr>
                 <w:rStyle w:val="Hyperlink"/>
@@ -4030,7 +4042,7 @@
                 <w:noProof/>
                 <w:webHidden/>
               </w:rPr>
-              <w:instrText xml:space="preserve"> PAGEREF _Toc216884041 \h </w:instrText>
+              <w:instrText xml:space="preserve"> PAGEREF _Toc241602504 \h </w:instrText>
             </w:r>
             <w:r>
               <w:rPr>
@@ -4076,7 +4088,7 @@
               <w14:ligatures w14:val="standardContextual"/>
             </w:rPr>
           </w:pPr>
-          <w:hyperlink w:anchor="_Toc216884042" w:history="1">
+          <w:hyperlink w:anchor="_Toc241602505" w:history="1">
             <w:r>
               <w:rPr>
                 <w:rStyle w:val="Hyperlink"/>
@@ -4103,7 +4115,7 @@
                 <w:noProof/>
                 <w:webHidden/>
               </w:rPr>
-              <w:instrText xml:space="preserve"> PAGEREF _Toc216884042 \h </w:instrText>
+              <w:instrText xml:space="preserve"> PAGEREF _Toc241602505 \h </w:instrText>
             </w:r>
             <w:r>
               <w:rPr>
@@ -4149,7 +4161,7 @@
               <w14:ligatures w14:val="standardContextual"/>
             </w:rPr>
           </w:pPr>
-          <w:hyperlink w:anchor="_Toc216884043" w:history="1">
+          <w:hyperlink w:anchor="_Toc241602506" w:history="1">
             <w:r>
               <w:rPr>
                 <w:rStyle w:val="Hyperlink"/>
@@ -4176,7 +4188,7 @@
                 <w:noProof/>
                 <w:webHidden/>
               </w:rPr>
-              <w:instrText xml:space="preserve"> PAGEREF _Toc216884043 \h </w:instrText>
+              <w:instrText xml:space="preserve"> PAGEREF _Toc241602506 \h </w:instrText>
             </w:r>
             <w:r>
               <w:rPr>
@@ -4222,7 +4234,7 @@
               <w14:ligatures w14:val="standardContextual"/>
             </w:rPr>
           </w:pPr>
-          <w:hyperlink w:anchor="_Toc216884044" w:history="1">
+          <w:hyperlink w:anchor="_Toc241602507" w:history="1">
             <w:r>
               <w:rPr>
                 <w:rStyle w:val="Hyperlink"/>
@@ -4249,7 +4261,7 @@
                 <w:noProof/>
                 <w:webHidden/>
               </w:rPr>
-              <w:instrText xml:space="preserve"> PAGEREF _Toc216884044 \h </w:instrText>
+              <w:instrText xml:space="preserve"> PAGEREF _Toc241602507 \h </w:instrText>
             </w:r>
             <w:r>
               <w:rPr>
@@ -4293,7 +4305,7 @@
               <w14:ligatures w14:val="standardContextual"/>
             </w:rPr>
           </w:pPr>
-          <w:hyperlink w:anchor="_Toc216884045" w:history="1">
+          <w:hyperlink w:anchor="_Toc241602508" w:history="1">
             <w:r>
               <w:rPr>
                 <w:rStyle w:val="Hyperlink"/>
@@ -4320,7 +4332,7 @@
                 <w:noProof/>
                 <w:webHidden/>
               </w:rPr>
-              <w:instrText xml:space="preserve"> PAGEREF _Toc216884045 \h </w:instrText>
+              <w:instrText xml:space="preserve"> PAGEREF _Toc241602508 \h </w:instrText>
             </w:r>
             <w:r>
               <w:rPr>
@@ -4366,7 +4378,7 @@
               <w14:ligatures w14:val="standardContextual"/>
             </w:rPr>
           </w:pPr>
-          <w:hyperlink w:anchor="_Toc216884046" w:history="1">
+          <w:hyperlink w:anchor="_Toc241602509" w:history="1">
             <w:r>
               <w:rPr>
                 <w:rStyle w:val="Hyperlink"/>
@@ -4393,7 +4405,7 @@
                 <w:noProof/>
                 <w:webHidden/>
               </w:rPr>
-              <w:instrText xml:space="preserve"> PAGEREF _Toc216884046 \h </w:instrText>
+              <w:instrText xml:space="preserve"> PAGEREF _Toc241602509 \h </w:instrText>
             </w:r>
             <w:r>
               <w:rPr>
@@ -4439,7 +4451,7 @@
               <w14:ligatures w14:val="standardContextual"/>
             </w:rPr>
           </w:pPr>
-          <w:hyperlink w:anchor="_Toc216884047" w:history="1">
+          <w:hyperlink w:anchor="_Toc241602510" w:history="1">
             <w:r>
               <w:rPr>
                 <w:rStyle w:val="Hyperlink"/>
@@ -4466,7 +4478,7 @@
                 <w:noProof/>
                 <w:webHidden/>
               </w:rPr>
-              <w:instrText xml:space="preserve"> PAGEREF _Toc216884047 \h </w:instrText>
+              <w:instrText xml:space="preserve"> PAGEREF _Toc241602510 \h </w:instrText>
             </w:r>
             <w:r>
               <w:rPr>
@@ -4512,7 +4524,7 @@
               <w14:ligatures w14:val="standardContextual"/>
             </w:rPr>
           </w:pPr>
-          <w:hyperlink w:anchor="_Toc216884048" w:history="1">
+          <w:hyperlink w:anchor="_Toc241602511" w:history="1">
             <w:r>
               <w:rPr>
                 <w:rStyle w:val="Hyperlink"/>
@@ -4539,7 +4551,7 @@
                 <w:noProof/>
                 <w:webHidden/>
               </w:rPr>
-              <w:instrText xml:space="preserve"> PAGEREF _Toc216884048 \h </w:instrText>
+              <w:instrText xml:space="preserve"> PAGEREF _Toc241602511 \h </w:instrText>
             </w:r>
             <w:r>
               <w:rPr>
@@ -4583,7 +4595,7 @@
               <w14:ligatures w14:val="standardContextual"/>
             </w:rPr>
           </w:pPr>
-          <w:hyperlink w:anchor="_Toc216884049" w:history="1">
+          <w:hyperlink w:anchor="_Toc241602512" w:history="1">
             <w:r>
               <w:rPr>
                 <w:rStyle w:val="Hyperlink"/>
@@ -4610,7 +4622,7 @@
                 <w:noProof/>
                 <w:webHidden/>
               </w:rPr>
-              <w:instrText xml:space="preserve"> PAGEREF _Toc216884049 \h </w:instrText>
+              <w:instrText xml:space="preserve"> PAGEREF _Toc241602512 \h </w:instrText>
             </w:r>
             <w:r>
               <w:rPr>
@@ -4656,7 +4668,7 @@
               <w14:ligatures w14:val="standardContextual"/>
             </w:rPr>
           </w:pPr>
-          <w:hyperlink w:anchor="_Toc216884050" w:history="1">
+          <w:hyperlink w:anchor="_Toc241602513" w:history="1">
             <w:r>
               <w:rPr>
                 <w:rStyle w:val="Hyperlink"/>
@@ -4683,7 +4695,7 @@
                 <w:noProof/>
                 <w:webHidden/>
               </w:rPr>
-              <w:instrText xml:space="preserve"> PAGEREF _Toc216884050 \h </w:instrText>
+              <w:instrText xml:space="preserve"> PAGEREF _Toc241602513 \h </w:instrText>
             </w:r>
             <w:r>
               <w:rPr>
@@ -4729,7 +4741,7 @@
               <w14:ligatures w14:val="standardContextual"/>
             </w:rPr>
           </w:pPr>
-          <w:hyperlink w:anchor="_Toc216884051" w:history="1">
+          <w:hyperlink w:anchor="_Toc241602514" w:history="1">
             <w:r>
               <w:rPr>
                 <w:rStyle w:val="Hyperlink"/>
@@ -4756,7 +4768,7 @@
                 <w:noProof/>
                 <w:webHidden/>
               </w:rPr>
-              <w:instrText xml:space="preserve"> PAGEREF _Toc216884051 \h </w:instrText>
+              <w:instrText xml:space="preserve"> PAGEREF _Toc241602514 \h </w:instrText>
             </w:r>
             <w:r>
               <w:rPr>
@@ -4802,7 +4814,7 @@
               <w14:ligatures w14:val="standardContextual"/>
             </w:rPr>
           </w:pPr>
-          <w:hyperlink w:anchor="_Toc216884052" w:history="1">
+          <w:hyperlink w:anchor="_Toc241602515" w:history="1">
             <w:r>
               <w:rPr>
                 <w:rStyle w:val="Hyperlink"/>
@@ -4829,7 +4841,7 @@
                 <w:noProof/>
                 <w:webHidden/>
               </w:rPr>
-              <w:instrText xml:space="preserve"> PAGEREF _Toc216884052 \h </w:instrText>
+              <w:instrText xml:space="preserve"> PAGEREF _Toc241602515 \h </w:instrText>
             </w:r>
             <w:r>
               <w:rPr>
@@ -4873,7 +4885,7 @@
               <w14:ligatures w14:val="standardContextual"/>
             </w:rPr>
           </w:pPr>
-          <w:hyperlink w:anchor="_Toc216884053" w:history="1">
+          <w:hyperlink w:anchor="_Toc241602516" w:history="1">
             <w:r>
               <w:rPr>
                 <w:rStyle w:val="Hyperlink"/>
@@ -4900,7 +4912,7 @@
                 <w:noProof/>
                 <w:webHidden/>
               </w:rPr>
-              <w:instrText xml:space="preserve"> PAGEREF _Toc216884053 \h </w:instrText>
+              <w:instrText xml:space="preserve"> PAGEREF _Toc241602516 \h </w:instrText>
             </w:r>
             <w:r>
               <w:rPr>
@@ -4946,7 +4958,7 @@
               <w14:ligatures w14:val="standardContextual"/>
             </w:rPr>
           </w:pPr>
-          <w:hyperlink w:anchor="_Toc216884054" w:history="1">
+          <w:hyperlink w:anchor="_Toc241602517" w:history="1">
             <w:r>
               <w:rPr>
                 <w:rStyle w:val="Hyperlink"/>
@@ -4973,7 +4985,7 @@
                 <w:noProof/>
                 <w:webHidden/>
               </w:rPr>
-              <w:instrText xml:space="preserve"> PAGEREF _Toc216884054 \h </w:instrText>
+              <w:instrText xml:space="preserve"> PAGEREF _Toc241602517 \h </w:instrText>
             </w:r>
             <w:r>
               <w:rPr>
@@ -5019,7 +5031,7 @@
               <w14:ligatures w14:val="standardContextual"/>
             </w:rPr>
           </w:pPr>
-          <w:hyperlink w:anchor="_Toc216884055" w:history="1">
+          <w:hyperlink w:anchor="_Toc241602518" w:history="1">
             <w:r>
               <w:rPr>
                 <w:rStyle w:val="Hyperlink"/>
@@ -5046,7 +5058,7 @@
                 <w:noProof/>
                 <w:webHidden/>
               </w:rPr>
-              <w:instrText xml:space="preserve"> PAGEREF _Toc216884055 \h </w:instrText>
+              <w:instrText xml:space="preserve"> PAGEREF _Toc241602518 \h </w:instrText>
             </w:r>
             <w:r>
               <w:rPr>
@@ -5092,7 +5104,7 @@
               <w14:ligatures w14:val="standardContextual"/>
             </w:rPr>
           </w:pPr>
-          <w:hyperlink w:anchor="_Toc216884056" w:history="1">
+          <w:hyperlink w:anchor="_Toc241602519" w:history="1">
             <w:r>
               <w:rPr>
                 <w:rStyle w:val="Hyperlink"/>
@@ -5119,7 +5131,7 @@
                 <w:noProof/>
                 <w:webHidden/>
               </w:rPr>
-              <w:instrText xml:space="preserve"> PAGEREF _Toc216884056 \h </w:instrText>
+              <w:instrText xml:space="preserve"> PAGEREF _Toc241602519 \h </w:instrText>
             </w:r>
             <w:r>
               <w:rPr>
@@ -5163,7 +5175,7 @@
               <w14:ligatures w14:val="standardContextual"/>
             </w:rPr>
           </w:pPr>
-          <w:hyperlink w:anchor="_Toc216884057" w:history="1">
+          <w:hyperlink w:anchor="_Toc241602520" w:history="1">
             <w:r>
               <w:rPr>
                 <w:rStyle w:val="Hyperlink"/>
@@ -5190,7 +5202,7 @@
                 <w:noProof/>
                 <w:webHidden/>
               </w:rPr>
-              <w:instrText xml:space="preserve"> PAGEREF _Toc216884057 \h </w:instrText>
+              <w:instrText xml:space="preserve"> PAGEREF _Toc241602520 \h </w:instrText>
             </w:r>
             <w:r>
               <w:rPr>
@@ -5236,7 +5248,7 @@
               <w14:ligatures w14:val="standardContextual"/>
             </w:rPr>
           </w:pPr>
-          <w:hyperlink w:anchor="_Toc216884058" w:history="1">
+          <w:hyperlink w:anchor="_Toc241602521" w:history="1">
             <w:r>
               <w:rPr>
                 <w:rStyle w:val="Hyperlink"/>
@@ -5263,7 +5275,7 @@
                 <w:noProof/>
                 <w:webHidden/>
               </w:rPr>
-              <w:instrText xml:space="preserve"> PAGEREF _Toc216884058 \h </w:instrText>
+              <w:instrText xml:space="preserve"> PAGEREF _Toc241602521 \h </w:instrText>
             </w:r>
             <w:r>
               <w:rPr>
@@ -5309,7 +5321,7 @@
               <w14:ligatures w14:val="standardContextual"/>
             </w:rPr>
           </w:pPr>
-          <w:hyperlink w:anchor="_Toc216884059" w:history="1">
+          <w:hyperlink w:anchor="_Toc241602522" w:history="1">
             <w:r>
               <w:rPr>
                 <w:rStyle w:val="Hyperlink"/>
@@ -5336,7 +5348,7 @@
                 <w:noProof/>
                 <w:webHidden/>
               </w:rPr>
-              <w:instrText xml:space="preserve"> PAGEREF _Toc216884059 \h </w:instrText>
+              <w:instrText xml:space="preserve"> PAGEREF _Toc241602522 \h </w:instrText>
             </w:r>
             <w:r>
               <w:rPr>
@@ -5382,7 +5394,7 @@
               <w14:ligatures w14:val="standardContextual"/>
             </w:rPr>
           </w:pPr>
-          <w:hyperlink w:anchor="_Toc216884060" w:history="1">
+          <w:hyperlink w:anchor="_Toc241602523" w:history="1">
             <w:r>
               <w:rPr>
                 <w:rStyle w:val="Hyperlink"/>
@@ -5409,7 +5421,7 @@
                 <w:noProof/>
                 <w:webHidden/>
               </w:rPr>
-              <w:instrText xml:space="preserve"> PAGEREF _Toc216884060 \h </w:instrText>
+              <w:instrText xml:space="preserve"> PAGEREF _Toc241602523 \h </w:instrText>
             </w:r>
             <w:r>
               <w:rPr>
@@ -5455,7 +5467,7 @@
               <w14:ligatures w14:val="standardContextual"/>
             </w:rPr>
           </w:pPr>
-          <w:hyperlink w:anchor="_Toc216884061" w:history="1">
+          <w:hyperlink w:anchor="_Toc241602524" w:history="1">
             <w:r>
               <w:rPr>
                 <w:rStyle w:val="Hyperlink"/>
@@ -5483,7 +5495,7 @@
                 <w:noProof/>
                 <w:webHidden/>
               </w:rPr>
-              <w:instrText xml:space="preserve"> PAGEREF _Toc216884061 \h </w:instrText>
+              <w:instrText xml:space="preserve"> PAGEREF _Toc241602524 \h </w:instrText>
             </w:r>
             <w:r>
               <w:rPr>
@@ -5527,7 +5539,7 @@
               <w14:ligatures w14:val="standardContextual"/>
             </w:rPr>
           </w:pPr>
-          <w:hyperlink w:anchor="_Toc216884062" w:history="1">
+          <w:hyperlink w:anchor="_Toc241602525" w:history="1">
             <w:r>
               <w:rPr>
                 <w:rStyle w:val="Hyperlink"/>
@@ -5554,7 +5566,7 @@
                 <w:noProof/>
                 <w:webHidden/>
               </w:rPr>
-              <w:instrText xml:space="preserve"> PAGEREF _Toc216884062 \h </w:instrText>
+              <w:instrText xml:space="preserve"> PAGEREF _Toc241602525 \h </w:instrText>
             </w:r>
             <w:r>
               <w:rPr>
@@ -5600,7 +5612,7 @@
               <w14:ligatures w14:val="standardContextual"/>
             </w:rPr>
           </w:pPr>
-          <w:hyperlink w:anchor="_Toc216884063" w:history="1">
+          <w:hyperlink w:anchor="_Toc241602526" w:history="1">
             <w:r>
               <w:rPr>
                 <w:rStyle w:val="Hyperlink"/>
@@ -5627,7 +5639,7 @@
                 <w:noProof/>
                 <w:webHidden/>
               </w:rPr>
-              <w:instrText xml:space="preserve"> PAGEREF _Toc216884063 \h </w:instrText>
+              <w:instrText xml:space="preserve"> PAGEREF _Toc241602526 \h </w:instrText>
             </w:r>
             <w:r>
               <w:rPr>
@@ -5673,7 +5685,7 @@
               <w14:ligatures w14:val="standardContextual"/>
             </w:rPr>
           </w:pPr>
-          <w:hyperlink w:anchor="_Toc216884064" w:history="1">
+          <w:hyperlink w:anchor="_Toc241602527" w:history="1">
             <w:r>
               <w:rPr>
                 <w:rStyle w:val="Hyperlink"/>
@@ -5700,7 +5712,7 @@
                 <w:noProof/>
                 <w:webHidden/>
               </w:rPr>
-              <w:instrText xml:space="preserve"> PAGEREF _Toc216884064 \h </w:instrText>
+              <w:instrText xml:space="preserve"> PAGEREF _Toc241602527 \h </w:instrText>
             </w:r>
             <w:r>
               <w:rPr>
@@ -5746,7 +5758,7 @@
               <w14:ligatures w14:val="standardContextual"/>
             </w:rPr>
           </w:pPr>
-          <w:hyperlink w:anchor="_Toc216884065" w:history="1">
+          <w:hyperlink w:anchor="_Toc241602528" w:history="1">
             <w:r>
               <w:rPr>
                 <w:rStyle w:val="Hyperlink"/>
@@ -5773,7 +5785,7 @@
                 <w:noProof/>
                 <w:webHidden/>
               </w:rPr>
-              <w:instrText xml:space="preserve"> PAGEREF _Toc216884065 \h </w:instrText>
+              <w:instrText xml:space="preserve"> PAGEREF _Toc241602528 \h </w:instrText>
             </w:r>
             <w:r>
               <w:rPr>
@@ -5819,7 +5831,7 @@
               <w14:ligatures w14:val="standardContextual"/>
             </w:rPr>
           </w:pPr>
-          <w:hyperlink w:anchor="_Toc216884066" w:history="1">
+          <w:hyperlink w:anchor="_Toc241602529" w:history="1">
             <w:r>
               <w:rPr>
                 <w:rStyle w:val="Hyperlink"/>
@@ -5846,7 +5858,7 @@
                 <w:noProof/>
                 <w:webHidden/>
               </w:rPr>
-              <w:instrText xml:space="preserve"> PAGEREF _Toc216884066 \h </w:instrText>
+              <w:instrText xml:space="preserve"> PAGEREF _Toc241602529 \h </w:instrText>
             </w:r>
             <w:r>
               <w:rPr>
@@ -5890,7 +5902,7 @@
               <w14:ligatures w14:val="standardContextual"/>
             </w:rPr>
           </w:pPr>
-          <w:hyperlink w:anchor="_Toc216884067" w:history="1">
+          <w:hyperlink w:anchor="_Toc241602530" w:history="1">
             <w:r>
               <w:rPr>
                 <w:rStyle w:val="Hyperlink"/>
@@ -5917,7 +5929,7 @@
                 <w:noProof/>
                 <w:webHidden/>
               </w:rPr>
-              <w:instrText xml:space="preserve"> PAGEREF _Toc216884067 \h </w:instrText>
+              <w:instrText xml:space="preserve"> PAGEREF _Toc241602530 \h </w:instrText>
             </w:r>
             <w:r>
               <w:rPr>
@@ -5963,7 +5975,7 @@
               <w14:ligatures w14:val="standardContextual"/>
             </w:rPr>
           </w:pPr>
-          <w:hyperlink w:anchor="_Toc216884068" w:history="1">
+          <w:hyperlink w:anchor="_Toc241602531" w:history="1">
             <w:r>
               <w:rPr>
                 <w:rStyle w:val="Hyperlink"/>
@@ -5990,7 +6002,7 @@
                 <w:noProof/>
                 <w:webHidden/>
               </w:rPr>
-              <w:instrText xml:space="preserve"> PAGEREF _Toc216884068 \h </w:instrText>
+              <w:instrText xml:space="preserve"> PAGEREF _Toc241602531 \h </w:instrText>
             </w:r>
             <w:r>
               <w:rPr>
@@ -6036,7 +6048,7 @@
               <w14:ligatures w14:val="standardContextual"/>
             </w:rPr>
           </w:pPr>
-          <w:hyperlink w:anchor="_Toc216884069" w:history="1">
+          <w:hyperlink w:anchor="_Toc241602532" w:history="1">
             <w:r>
               <w:rPr>
                 <w:rStyle w:val="Hyperlink"/>
@@ -6063,7 +6075,7 @@
                 <w:noProof/>
                 <w:webHidden/>
               </w:rPr>
-              <w:instrText xml:space="preserve"> PAGEREF _Toc216884069 \h </w:instrText>
+              <w:instrText xml:space="preserve"> PAGEREF _Toc241602532 \h </w:instrText>
             </w:r>
             <w:r>
               <w:rPr>
@@ -6109,7 +6121,7 @@
               <w14:ligatures w14:val="standardContextual"/>
             </w:rPr>
           </w:pPr>
-          <w:hyperlink w:anchor="_Toc216884070" w:history="1">
+          <w:hyperlink w:anchor="_Toc241602533" w:history="1">
             <w:r>
               <w:rPr>
                 <w:rStyle w:val="Hyperlink"/>
@@ -6136,7 +6148,7 @@
                 <w:noProof/>
                 <w:webHidden/>
               </w:rPr>
-              <w:instrText xml:space="preserve"> PAGEREF _Toc216884070 \h </w:instrText>
+              <w:instrText xml:space="preserve"> PAGEREF _Toc241602533 \h </w:instrText>
             </w:r>
             <w:r>
               <w:rPr>
@@ -6182,7 +6194,7 @@
               <w14:ligatures w14:val="standardContextual"/>
             </w:rPr>
           </w:pPr>
-          <w:hyperlink w:anchor="_Toc216884071" w:history="1">
+          <w:hyperlink w:anchor="_Toc241602534" w:history="1">
             <w:r>
               <w:rPr>
                 <w:rStyle w:val="Hyperlink"/>
@@ -6209,7 +6221,7 @@
                 <w:noProof/>
                 <w:webHidden/>
               </w:rPr>
-              <w:instrText xml:space="preserve"> PAGEREF _Toc216884071 \h </w:instrText>
+              <w:instrText xml:space="preserve"> PAGEREF _Toc241602534 \h </w:instrText>
             </w:r>
             <w:r>
               <w:rPr>
@@ -6253,7 +6265,7 @@
               <w14:ligatures w14:val="standardContextual"/>
             </w:rPr>
           </w:pPr>
-          <w:hyperlink w:anchor="_Toc216884072" w:history="1">
+          <w:hyperlink w:anchor="_Toc241602535" w:history="1">
             <w:r>
               <w:rPr>
                 <w:rStyle w:val="Hyperlink"/>
@@ -6280,7 +6292,7 @@
                 <w:noProof/>
                 <w:webHidden/>
               </w:rPr>
-              <w:instrText xml:space="preserve"> PAGEREF _Toc216884072 \h </w:instrText>
+              <w:instrText xml:space="preserve"> PAGEREF _Toc241602535 \h </w:instrText>
             </w:r>
             <w:r>
               <w:rPr>
@@ -6326,7 +6338,7 @@
               <w14:ligatures w14:val="standardContextual"/>
             </w:rPr>
           </w:pPr>
-          <w:hyperlink w:anchor="_Toc216884073" w:history="1">
+          <w:hyperlink w:anchor="_Toc241602536" w:history="1">
             <w:r>
               <w:rPr>
                 <w:rStyle w:val="Hyperlink"/>
@@ -6353,7 +6365,7 @@
                 <w:noProof/>
                 <w:webHidden/>
               </w:rPr>
-              <w:instrText xml:space="preserve"> PAGEREF _Toc216884073 \h </w:instrText>
+              <w:instrText xml:space="preserve"> PAGEREF _Toc241602536 \h </w:instrText>
             </w:r>
             <w:r>
               <w:rPr>
@@ -6399,7 +6411,7 @@
               <w14:ligatures w14:val="standardContextual"/>
             </w:rPr>
           </w:pPr>
-          <w:hyperlink w:anchor="_Toc216884074" w:history="1">
+          <w:hyperlink w:anchor="_Toc241602537" w:history="1">
             <w:r>
               <w:rPr>
                 <w:rStyle w:val="Hyperlink"/>
@@ -6426,7 +6438,7 @@
                 <w:noProof/>
                 <w:webHidden/>
               </w:rPr>
-              <w:instrText xml:space="preserve"> PAGEREF _Toc216884074 \h </w:instrText>
+              <w:instrText xml:space="preserve"> PAGEREF _Toc241602537 \h </w:instrText>
             </w:r>
             <w:r>
               <w:rPr>
@@ -6472,7 +6484,7 @@
               <w14:ligatures w14:val="standardContextual"/>
             </w:rPr>
           </w:pPr>
-          <w:hyperlink w:anchor="_Toc216884075" w:history="1">
+          <w:hyperlink w:anchor="_Toc241602538" w:history="1">
             <w:r>
               <w:rPr>
                 <w:rStyle w:val="Hyperlink"/>
@@ -6500,7 +6512,7 @@
                 <w:noProof/>
                 <w:webHidden/>
               </w:rPr>
-              <w:instrText xml:space="preserve"> PAGEREF _Toc216884075 \h </w:instrText>
+              <w:instrText xml:space="preserve"> PAGEREF _Toc241602538 \h </w:instrText>
             </w:r>
             <w:r>
               <w:rPr>
@@ -6521,6 +6533,150 @@
                 <w:webHidden/>
               </w:rPr>
               <w:t>42</w:t>
+            </w:r>
+            <w:r>
+              <w:rPr>
+                <w:noProof/>
+                <w:webHidden/>
+              </w:rPr>
+              <w:fldChar w:fldCharType="end"/>
+            </w:r>
+          </w:hyperlink>
+        </w:p>
+        <w:p>
+          <w:pPr>
+            <w:pStyle w:val="TOC1"/>
+            <w:tabs>
+              <w:tab w:val="right" w:leader="dot" w:pos="9350"/>
+            </w:tabs>
+            <w:rPr>
+              <w:rFonts w:asciiTheme="minorHAnsi" w:eastAsiaTheme="minorEastAsia" w:hAnsiTheme="minorHAnsi" w:cstheme="minorBidi"/>
+              <w:noProof/>
+              <w:kern w:val="2"/>
+              <w14:ligatures w14:val="standardContextual"/>
+            </w:rPr>
+          </w:pPr>
+          <w:hyperlink w:anchor="_Toc241602539" w:history="1">
+            <w:r>
+              <w:rPr>
+                <w:rStyle w:val="Hyperlink"/>
+                <w:noProof/>
+              </w:rPr>
+              <w:t>Profiles RNS 4.1.0</w:t>
+            </w:r>
+            <w:r>
+              <w:rPr>
+                <w:noProof/>
+                <w:webHidden/>
+              </w:rPr>
+              <w:tab/>
+            </w:r>
+            <w:r>
+              <w:rPr>
+                <w:noProof/>
+                <w:webHidden/>
+              </w:rPr>
+              <w:fldChar w:fldCharType="begin"/>
+            </w:r>
+            <w:r>
+              <w:rPr>
+                <w:noProof/>
+                <w:webHidden/>
+              </w:rPr>
+              <w:instrText xml:space="preserve"> PAGEREF _Toc241602539 \h </w:instrText>
+            </w:r>
+            <w:r>
+              <w:rPr>
+                <w:noProof/>
+                <w:webHidden/>
+              </w:rPr>
+            </w:r>
+            <w:r>
+              <w:rPr>
+                <w:noProof/>
+                <w:webHidden/>
+              </w:rPr>
+              <w:fldChar w:fldCharType="separate"/>
+            </w:r>
+            <w:r>
+              <w:rPr>
+                <w:noProof/>
+                <w:webHidden/>
+              </w:rPr>
+              <w:t>43</w:t>
+            </w:r>
+            <w:r>
+              <w:rPr>
+                <w:noProof/>
+                <w:webHidden/>
+              </w:rPr>
+              <w:fldChar w:fldCharType="end"/>
+            </w:r>
+          </w:hyperlink>
+        </w:p>
+        <w:p>
+          <w:pPr>
+            <w:pStyle w:val="TOC2"/>
+            <w:tabs>
+              <w:tab w:val="right" w:leader="dot" w:pos="9350"/>
+            </w:tabs>
+            <w:rPr>
+              <w:rFonts w:asciiTheme="minorHAnsi" w:eastAsiaTheme="minorEastAsia" w:hAnsiTheme="minorHAnsi"/>
+              <w:noProof/>
+              <w:kern w:val="2"/>
+              <w:sz w:val="24"/>
+              <w:szCs w:val="24"/>
+              <w14:ligatures w14:val="standardContextual"/>
+            </w:rPr>
+          </w:pPr>
+          <w:hyperlink w:anchor="_Toc241602540" w:history="1">
+            <w:r>
+              <w:rPr>
+                <w:rStyle w:val="Hyperlink"/>
+                <w:noProof/>
+              </w:rPr>
+              <w:t>What’s New</w:t>
+            </w:r>
+            <w:r>
+              <w:rPr>
+                <w:noProof/>
+                <w:webHidden/>
+              </w:rPr>
+              <w:tab/>
+            </w:r>
+            <w:r>
+              <w:rPr>
+                <w:noProof/>
+                <w:webHidden/>
+              </w:rPr>
+              <w:fldChar w:fldCharType="begin"/>
+            </w:r>
+            <w:r>
+              <w:rPr>
+                <w:noProof/>
+                <w:webHidden/>
+              </w:rPr>
+              <w:instrText xml:space="preserve"> PAGEREF _Toc241602540 \h </w:instrText>
+            </w:r>
+            <w:r>
+              <w:rPr>
+                <w:noProof/>
+                <w:webHidden/>
+              </w:rPr>
+            </w:r>
+            <w:r>
+              <w:rPr>
+                <w:noProof/>
+                <w:webHidden/>
+              </w:rPr>
+              <w:fldChar w:fldCharType="separate"/>
+            </w:r>
+            <w:r>
+              <w:rPr>
+                <w:noProof/>
+                <w:webHidden/>
+              </w:rPr>
+              <w:t>43</w:t>
             </w:r>
             <w:r>
               <w:rPr>
@@ -6568,31 +6724,31 @@
       <w:pPr>
         <w:pStyle w:val="Heading1"/>
       </w:pPr>
-      <w:bookmarkStart w:id="0" w:name="_Toc216883989"/>
-      <w:bookmarkStart w:id="1" w:name="_Toc295078070"/>
+      <w:bookmarkStart w:id="0" w:name="_Toc295078070"/>
+      <w:bookmarkStart w:id="1" w:name="_Toc241602452"/>
       <w:r>
         <w:lastRenderedPageBreak/>
         <w:t>Profiles RNS Beta</w:t>
       </w:r>
+      <w:bookmarkEnd w:id="1"/>
+    </w:p>
+    <w:p>
+      <w:pPr>
+        <w:spacing w:after="0" w:line="240" w:lineRule="auto"/>
+      </w:pPr>
+      <w:r>
+        <w:t>This was the original open source version of Profiles RNS. It used a traditional relational database model, rather than RDF. Minor updates were release approximately once a month. The last release of Profiles RNS Beta was July 22, 2011.</w:t>
+      </w:r>
+    </w:p>
+    <w:p>
+      <w:pPr>
+        <w:pStyle w:val="Heading2"/>
+      </w:pPr>
+      <w:bookmarkStart w:id="2" w:name="_Toc241602453"/>
+      <w:r>
+        <w:t>Known Issues</w:t>
+      </w:r>
       <w:bookmarkEnd w:id="0"/>
-    </w:p>
-    <w:p>
-      <w:pPr>
-        <w:spacing w:after="0" w:line="240" w:lineRule="auto"/>
-      </w:pPr>
-      <w:r>
-        <w:t>This was the original open source version of Profiles RNS. It used a traditional relational database model, rather than RDF. Minor updates were release approximately once a month. The last release of Profiles RNS Beta was July 22, 2011.</w:t>
-      </w:r>
-    </w:p>
-    <w:p>
-      <w:pPr>
-        <w:pStyle w:val="Heading2"/>
-      </w:pPr>
-      <w:bookmarkStart w:id="2" w:name="_Toc216883990"/>
-      <w:r>
-        <w:t>Known Issues</w:t>
-      </w:r>
-      <w:bookmarkEnd w:id="1"/>
       <w:bookmarkEnd w:id="2"/>
     </w:p>
     <w:p>
@@ -6793,7 +6949,7 @@
       <w:pPr>
         <w:pStyle w:val="Heading1"/>
       </w:pPr>
-      <w:bookmarkStart w:id="3" w:name="_Toc216883991"/>
+      <w:bookmarkStart w:id="3" w:name="_Toc241602454"/>
       <w:r>
         <w:lastRenderedPageBreak/>
         <w:t>Profiles RNS 1.0.0</w:t>
@@ -6814,7 +6970,7 @@
       <w:pPr>
         <w:pStyle w:val="Heading2"/>
       </w:pPr>
-      <w:bookmarkStart w:id="4" w:name="_Toc216883992"/>
+      <w:bookmarkStart w:id="4" w:name="_Toc241602455"/>
       <w:r>
         <w:t>What’s New</w:t>
       </w:r>
@@ -6858,7 +7014,7 @@
       <w:pPr>
         <w:pStyle w:val="Heading2"/>
       </w:pPr>
-      <w:bookmarkStart w:id="5" w:name="_Toc216883993"/>
+      <w:bookmarkStart w:id="5" w:name="_Toc241602456"/>
       <w:r>
         <w:t>Known Issues</w:t>
       </w:r>
@@ -6897,7 +7053,7 @@
       <w:pPr>
         <w:pStyle w:val="Heading1"/>
       </w:pPr>
-      <w:bookmarkStart w:id="6" w:name="_Toc216883994"/>
+      <w:bookmarkStart w:id="6" w:name="_Toc241602457"/>
       <w:r>
         <w:lastRenderedPageBreak/>
         <w:t>Profiles RNS 1.0.1</w:t>
@@ -6922,7 +7078,7 @@
       <w:pPr>
         <w:pStyle w:val="Heading2"/>
       </w:pPr>
-      <w:bookmarkStart w:id="7" w:name="_Toc216883995"/>
+      <w:bookmarkStart w:id="7" w:name="_Toc241602458"/>
       <w:r>
         <w:t>What’s New</w:t>
       </w:r>
@@ -7041,7 +7197,7 @@
       <w:pPr>
         <w:pStyle w:val="Heading1"/>
       </w:pPr>
-      <w:bookmarkStart w:id="8" w:name="_Toc216883996"/>
+      <w:bookmarkStart w:id="8" w:name="_Toc241602459"/>
       <w:r>
         <w:lastRenderedPageBreak/>
         <w:t>Profiles RNS 1.0.2</w:t>
@@ -7069,7 +7225,7 @@
       <w:pPr>
         <w:pStyle w:val="Heading2"/>
       </w:pPr>
-      <w:bookmarkStart w:id="9" w:name="_Toc216883997"/>
+      <w:bookmarkStart w:id="9" w:name="_Toc241602460"/>
       <w:r>
         <w:t>Bug Fixes</w:t>
       </w:r>
@@ -7341,7 +7497,7 @@
         <w:pStyle w:val="Heading2"/>
         <w:spacing w:after="120" w:line="240" w:lineRule="auto"/>
       </w:pPr>
-      <w:bookmarkStart w:id="10" w:name="_Toc216883998"/>
+      <w:bookmarkStart w:id="10" w:name="_Toc241602461"/>
       <w:r>
         <w:t>What’s New</w:t>
       </w:r>
@@ -7581,7 +7737,7 @@
       <w:pPr>
         <w:pStyle w:val="Heading1"/>
       </w:pPr>
-      <w:bookmarkStart w:id="11" w:name="_Toc216883999"/>
+      <w:bookmarkStart w:id="11" w:name="_Toc241602462"/>
       <w:r>
         <w:lastRenderedPageBreak/>
         <w:t>Profiles RNS 1.0.3</w:t>
@@ -7600,7 +7756,7 @@
       <w:pPr>
         <w:pStyle w:val="Heading2"/>
       </w:pPr>
-      <w:bookmarkStart w:id="12" w:name="_Toc216884000"/>
+      <w:bookmarkStart w:id="12" w:name="_Toc241602463"/>
       <w:r>
         <w:t>Bug Fixes</w:t>
       </w:r>
@@ -8196,7 +8352,7 @@
         <w:pStyle w:val="Heading2"/>
         <w:spacing w:after="120" w:line="240" w:lineRule="auto"/>
       </w:pPr>
-      <w:bookmarkStart w:id="13" w:name="_Toc216884001"/>
+      <w:bookmarkStart w:id="13" w:name="_Toc241602464"/>
       <w:r>
         <w:t>What’s New</w:t>
       </w:r>
@@ -8468,7 +8624,7 @@
         <w:pStyle w:val="Heading2"/>
         <w:spacing w:after="120" w:line="240" w:lineRule="auto"/>
       </w:pPr>
-      <w:bookmarkStart w:id="14" w:name="_Toc216884002"/>
+      <w:bookmarkStart w:id="14" w:name="_Toc241602465"/>
       <w:r>
         <w:t>Database Changes</w:t>
       </w:r>
@@ -9408,7 +9564,7 @@
       <w:pPr>
         <w:pStyle w:val="Heading1"/>
       </w:pPr>
-      <w:bookmarkStart w:id="15" w:name="_Toc216884003"/>
+      <w:bookmarkStart w:id="15" w:name="_Toc241602466"/>
       <w:r>
         <w:lastRenderedPageBreak/>
         <w:t>Profiles RNS 1.0.4</w:t>
@@ -9466,7 +9622,7 @@
       <w:pPr>
         <w:pStyle w:val="Heading2"/>
       </w:pPr>
-      <w:bookmarkStart w:id="16" w:name="_Toc216884004"/>
+      <w:bookmarkStart w:id="16" w:name="_Toc241602467"/>
       <w:r>
         <w:t>Bug Fixes</w:t>
       </w:r>
@@ -9831,7 +9987,7 @@
         <w:pStyle w:val="Heading2"/>
         <w:spacing w:after="120" w:line="240" w:lineRule="auto"/>
       </w:pPr>
-      <w:bookmarkStart w:id="17" w:name="_Toc216884005"/>
+      <w:bookmarkStart w:id="17" w:name="_Toc241602468"/>
       <w:r>
         <w:t>What’s New</w:t>
       </w:r>
@@ -9955,7 +10111,7 @@
         <w:pStyle w:val="Heading2"/>
         <w:spacing w:after="120" w:line="240" w:lineRule="auto"/>
       </w:pPr>
-      <w:bookmarkStart w:id="18" w:name="_Toc216884006"/>
+      <w:bookmarkStart w:id="18" w:name="_Toc241602469"/>
       <w:r>
         <w:t>Database Changes</w:t>
       </w:r>
@@ -10086,7 +10242,7 @@
       <w:pPr>
         <w:pStyle w:val="Heading1"/>
       </w:pPr>
-      <w:bookmarkStart w:id="19" w:name="_Toc216884007"/>
+      <w:bookmarkStart w:id="19" w:name="_Toc241602470"/>
       <w:r>
         <w:lastRenderedPageBreak/>
         <w:t>Profiles RNS 2.0.0</w:t>
@@ -10118,7 +10274,7 @@
       <w:pPr>
         <w:pStyle w:val="Heading2"/>
       </w:pPr>
-      <w:bookmarkStart w:id="20" w:name="_Toc216884008"/>
+      <w:bookmarkStart w:id="20" w:name="_Toc241602471"/>
       <w:r>
         <w:t>Bug Fixes</w:t>
       </w:r>
@@ -10151,7 +10307,7 @@
       <w:pPr>
         <w:pStyle w:val="Heading2"/>
       </w:pPr>
-      <w:bookmarkStart w:id="21" w:name="_Toc216884009"/>
+      <w:bookmarkStart w:id="21" w:name="_Toc241602472"/>
       <w:r>
         <w:t>What’s New</w:t>
       </w:r>
@@ -10179,7 +10335,7 @@
       <w:pPr>
         <w:pStyle w:val="Heading2"/>
       </w:pPr>
-      <w:bookmarkStart w:id="22" w:name="_Toc216884010"/>
+      <w:bookmarkStart w:id="22" w:name="_Toc241602473"/>
       <w:r>
         <w:t>Database Changes</w:t>
       </w:r>
@@ -10215,7 +10371,7 @@
       <w:pPr>
         <w:pStyle w:val="Heading1"/>
       </w:pPr>
-      <w:bookmarkStart w:id="23" w:name="_Toc216884011"/>
+      <w:bookmarkStart w:id="23" w:name="_Toc241602474"/>
       <w:r>
         <w:lastRenderedPageBreak/>
         <w:t>Profiles RNS 2.1.0</w:t>
@@ -10243,7 +10399,7 @@
       <w:pPr>
         <w:pStyle w:val="Heading2"/>
       </w:pPr>
-      <w:bookmarkStart w:id="24" w:name="_Toc216884012"/>
+      <w:bookmarkStart w:id="24" w:name="_Toc241602475"/>
       <w:r>
         <w:t>Bug Fixes</w:t>
       </w:r>
@@ -10273,7 +10429,7 @@
       <w:pPr>
         <w:pStyle w:val="Heading2"/>
       </w:pPr>
-      <w:bookmarkStart w:id="25" w:name="_Toc216884013"/>
+      <w:bookmarkStart w:id="25" w:name="_Toc241602476"/>
       <w:r>
         <w:t>What’s New</w:t>
       </w:r>
@@ -10302,7 +10458,7 @@
       <w:pPr>
         <w:pStyle w:val="Heading2"/>
       </w:pPr>
-      <w:bookmarkStart w:id="26" w:name="_Toc216884014"/>
+      <w:bookmarkStart w:id="26" w:name="_Toc241602477"/>
       <w:r>
         <w:t>Database Changes</w:t>
       </w:r>
@@ -10412,7 +10568,7 @@
       <w:pPr>
         <w:pStyle w:val="Heading1"/>
       </w:pPr>
-      <w:bookmarkStart w:id="27" w:name="_Toc216884015"/>
+      <w:bookmarkStart w:id="27" w:name="_Toc241602478"/>
       <w:r>
         <w:lastRenderedPageBreak/>
         <w:t>Profiles 2.5.0</w:t>
@@ -10428,7 +10584,7 @@
       <w:pPr>
         <w:pStyle w:val="Heading2"/>
       </w:pPr>
-      <w:bookmarkStart w:id="28" w:name="_Toc216884016"/>
+      <w:bookmarkStart w:id="28" w:name="_Toc241602479"/>
       <w:r>
         <w:t>Bug Fixes</w:t>
       </w:r>
@@ -10443,7 +10599,7 @@
       <w:pPr>
         <w:pStyle w:val="Heading2"/>
       </w:pPr>
-      <w:bookmarkStart w:id="29" w:name="_Toc216884017"/>
+      <w:bookmarkStart w:id="29" w:name="_Toc241602480"/>
       <w:r>
         <w:t>What’s New</w:t>
       </w:r>
@@ -10458,7 +10614,7 @@
       <w:pPr>
         <w:pStyle w:val="Heading2"/>
       </w:pPr>
-      <w:bookmarkStart w:id="30" w:name="_Toc216884018"/>
+      <w:bookmarkStart w:id="30" w:name="_Toc241602481"/>
       <w:r>
         <w:t>Database Changes</w:t>
       </w:r>
@@ -10484,7 +10640,7 @@
       <w:pPr>
         <w:pStyle w:val="Heading1"/>
       </w:pPr>
-      <w:bookmarkStart w:id="31" w:name="_Toc216884019"/>
+      <w:bookmarkStart w:id="31" w:name="_Toc241602482"/>
       <w:r>
         <w:lastRenderedPageBreak/>
         <w:t>Profiles RNS 2.5.1</w:t>
@@ -10512,7 +10668,7 @@
       <w:pPr>
         <w:pStyle w:val="Heading2"/>
       </w:pPr>
-      <w:bookmarkStart w:id="32" w:name="_Toc216884020"/>
+      <w:bookmarkStart w:id="32" w:name="_Toc241602483"/>
       <w:r>
         <w:t>Bug Fixes</w:t>
       </w:r>
@@ -10530,7 +10686,7 @@
       <w:pPr>
         <w:pStyle w:val="Heading2"/>
       </w:pPr>
-      <w:bookmarkStart w:id="33" w:name="_Toc216884021"/>
+      <w:bookmarkStart w:id="33" w:name="_Toc241602484"/>
       <w:r>
         <w:t>What’s New</w:t>
       </w:r>
@@ -10564,7 +10720,7 @@
       <w:pPr>
         <w:pStyle w:val="Heading2"/>
       </w:pPr>
-      <w:bookmarkStart w:id="34" w:name="_Toc216884022"/>
+      <w:bookmarkStart w:id="34" w:name="_Toc241602485"/>
       <w:r>
         <w:t>Database Changes</w:t>
       </w:r>
@@ -10795,7 +10951,7 @@
       <w:pPr>
         <w:pStyle w:val="Heading1"/>
       </w:pPr>
-      <w:bookmarkStart w:id="35" w:name="_Toc216884023"/>
+      <w:bookmarkStart w:id="35" w:name="_Toc241602486"/>
       <w:r>
         <w:lastRenderedPageBreak/>
         <w:t xml:space="preserve">Profiles RNS </w:t>
@@ -10817,7 +10973,7 @@
       <w:pPr>
         <w:pStyle w:val="Heading2"/>
       </w:pPr>
-      <w:bookmarkStart w:id="36" w:name="_Toc216884024"/>
+      <w:bookmarkStart w:id="36" w:name="_Toc241602487"/>
       <w:r>
         <w:t>Bug Fixes</w:t>
       </w:r>
@@ -10863,7 +11019,7 @@
       <w:pPr>
         <w:pStyle w:val="Heading2"/>
       </w:pPr>
-      <w:bookmarkStart w:id="37" w:name="_Toc216884025"/>
+      <w:bookmarkStart w:id="37" w:name="_Toc241602488"/>
       <w:r>
         <w:t>What’s New</w:t>
       </w:r>
@@ -10936,7 +11092,7 @@
       <w:pPr>
         <w:pStyle w:val="Heading2"/>
       </w:pPr>
-      <w:bookmarkStart w:id="38" w:name="_Toc216884026"/>
+      <w:bookmarkStart w:id="38" w:name="_Toc241602489"/>
       <w:r>
         <w:t>Database Changes</w:t>
       </w:r>
@@ -11042,7 +11198,7 @@
       <w:pPr>
         <w:pStyle w:val="Heading2"/>
       </w:pPr>
-      <w:bookmarkStart w:id="39" w:name="_Toc216884027"/>
+      <w:bookmarkStart w:id="39" w:name="_Toc241602490"/>
       <w:r>
         <w:t>Depreciated</w:t>
       </w:r>
@@ -11061,7 +11217,7 @@
         <w:pStyle w:val="Heading1"/>
       </w:pPr>
       <w:bookmarkStart w:id="40" w:name="_Toc4145408991"/>
-      <w:bookmarkStart w:id="41" w:name="_Toc216884028"/>
+      <w:bookmarkStart w:id="41" w:name="_Toc241602491"/>
       <w:bookmarkEnd w:id="40"/>
       <w:r>
         <w:lastRenderedPageBreak/>
@@ -11086,7 +11242,7 @@
       </w:pPr>
       <w:bookmarkStart w:id="42" w:name="__RefHeading__1434_7096311751"/>
       <w:bookmarkStart w:id="43" w:name="_Toc4145409001"/>
-      <w:bookmarkStart w:id="44" w:name="_Toc216884029"/>
+      <w:bookmarkStart w:id="44" w:name="_Toc241602492"/>
       <w:bookmarkEnd w:id="42"/>
       <w:bookmarkEnd w:id="43"/>
       <w:r>
@@ -11155,7 +11311,7 @@
       </w:pPr>
       <w:bookmarkStart w:id="45" w:name="__RefHeading__1436_7096311751"/>
       <w:bookmarkStart w:id="46" w:name="_Toc4145409011"/>
-      <w:bookmarkStart w:id="47" w:name="_Toc216884030"/>
+      <w:bookmarkStart w:id="47" w:name="_Toc241602493"/>
       <w:bookmarkEnd w:id="45"/>
       <w:bookmarkEnd w:id="46"/>
       <w:r>
@@ -11223,7 +11379,7 @@
       </w:pPr>
       <w:bookmarkStart w:id="49" w:name="__RefHeading__1438_7096311751"/>
       <w:bookmarkStart w:id="50" w:name="_Toc4145409021"/>
-      <w:bookmarkStart w:id="51" w:name="_Toc216884031"/>
+      <w:bookmarkStart w:id="51" w:name="_Toc241602494"/>
       <w:bookmarkEnd w:id="49"/>
       <w:bookmarkEnd w:id="50"/>
       <w:r>
@@ -11405,7 +11561,7 @@
       </w:pPr>
       <w:bookmarkStart w:id="52" w:name="__RefHeading__1440_7096311751"/>
       <w:bookmarkStart w:id="53" w:name="_Toc4145409031"/>
-      <w:bookmarkStart w:id="54" w:name="_Toc216884032"/>
+      <w:bookmarkStart w:id="54" w:name="_Toc241602495"/>
       <w:bookmarkEnd w:id="52"/>
       <w:bookmarkEnd w:id="53"/>
       <w:r>
@@ -11428,7 +11584,7 @@
       <w:pPr>
         <w:pStyle w:val="Heading1"/>
       </w:pPr>
-      <w:bookmarkStart w:id="55" w:name="_Toc216884033"/>
+      <w:bookmarkStart w:id="55" w:name="_Toc241602496"/>
       <w:r>
         <w:lastRenderedPageBreak/>
         <w:t>Profiles RNS 2.8</w:t>
@@ -11456,7 +11612,7 @@
       <w:pPr>
         <w:pStyle w:val="Heading2"/>
       </w:pPr>
-      <w:bookmarkStart w:id="56" w:name="_Toc216884034"/>
+      <w:bookmarkStart w:id="56" w:name="_Toc241602497"/>
       <w:r>
         <w:t>Bug Fixes</w:t>
       </w:r>
@@ -11551,7 +11707,7 @@
       <w:pPr>
         <w:pStyle w:val="Heading2"/>
       </w:pPr>
-      <w:bookmarkStart w:id="57" w:name="_Toc216884035"/>
+      <w:bookmarkStart w:id="57" w:name="_Toc241602498"/>
       <w:r>
         <w:t>What’s New</w:t>
       </w:r>
@@ -11576,7 +11732,7 @@
       <w:pPr>
         <w:pStyle w:val="Heading2"/>
       </w:pPr>
-      <w:bookmarkStart w:id="58" w:name="_Toc216884036"/>
+      <w:bookmarkStart w:id="58" w:name="_Toc241602499"/>
       <w:r>
         <w:t>Database Changes</w:t>
       </w:r>
@@ -11646,7 +11802,7 @@
       <w:pPr>
         <w:pStyle w:val="Heading1"/>
       </w:pPr>
-      <w:bookmarkStart w:id="59" w:name="_Toc216884037"/>
+      <w:bookmarkStart w:id="59" w:name="_Toc241602500"/>
       <w:r>
         <w:lastRenderedPageBreak/>
         <w:t>Profiles RNS 2.9</w:t>
@@ -11671,7 +11827,7 @@
       <w:pPr>
         <w:pStyle w:val="Heading2"/>
       </w:pPr>
-      <w:bookmarkStart w:id="60" w:name="_Toc216884038"/>
+      <w:bookmarkStart w:id="60" w:name="_Toc241602501"/>
       <w:r>
         <w:t>Bug Fixes</w:t>
       </w:r>
@@ -11739,7 +11895,7 @@
       <w:pPr>
         <w:pStyle w:val="Heading2"/>
       </w:pPr>
-      <w:bookmarkStart w:id="61" w:name="_Toc216884039"/>
+      <w:bookmarkStart w:id="61" w:name="_Toc241602502"/>
       <w:r>
         <w:t>What’s New</w:t>
       </w:r>
@@ -11833,7 +11989,7 @@
       <w:pPr>
         <w:pStyle w:val="Heading2"/>
       </w:pPr>
-      <w:bookmarkStart w:id="62" w:name="_Toc216884040"/>
+      <w:bookmarkStart w:id="62" w:name="_Toc241602503"/>
       <w:r>
         <w:lastRenderedPageBreak/>
         <w:t>Database Changes</w:t>
@@ -11980,7 +12136,7 @@
       <w:pPr>
         <w:pStyle w:val="Heading1"/>
       </w:pPr>
-      <w:bookmarkStart w:id="63" w:name="_Toc216884041"/>
+      <w:bookmarkStart w:id="63" w:name="_Toc241602504"/>
       <w:r>
         <w:lastRenderedPageBreak/>
         <w:t>Profiles RNS 2.10</w:t>
@@ -12002,7 +12158,7 @@
       <w:pPr>
         <w:pStyle w:val="Heading2"/>
       </w:pPr>
-      <w:bookmarkStart w:id="64" w:name="_Toc216884042"/>
+      <w:bookmarkStart w:id="64" w:name="_Toc241602505"/>
       <w:r>
         <w:t>Bug Fixes</w:t>
       </w:r>
@@ -12067,7 +12223,7 @@
       <w:pPr>
         <w:pStyle w:val="Heading2"/>
       </w:pPr>
-      <w:bookmarkStart w:id="65" w:name="_Toc216884043"/>
+      <w:bookmarkStart w:id="65" w:name="_Toc241602506"/>
       <w:r>
         <w:t>What’s New</w:t>
       </w:r>
@@ -12125,7 +12281,7 @@
       <w:pPr>
         <w:pStyle w:val="Heading2"/>
       </w:pPr>
-      <w:bookmarkStart w:id="66" w:name="_Toc216884044"/>
+      <w:bookmarkStart w:id="66" w:name="_Toc241602507"/>
       <w:r>
         <w:t>Database Changes</w:t>
       </w:r>
@@ -12180,7 +12336,7 @@
       <w:pPr>
         <w:pStyle w:val="Heading1"/>
       </w:pPr>
-      <w:bookmarkStart w:id="67" w:name="_Toc216884045"/>
+      <w:bookmarkStart w:id="67" w:name="_Toc241602508"/>
       <w:r>
         <w:lastRenderedPageBreak/>
         <w:t>Profiles RNS 2.10.1</w:t>
@@ -12196,7 +12352,7 @@
       <w:pPr>
         <w:pStyle w:val="Heading2"/>
       </w:pPr>
-      <w:bookmarkStart w:id="68" w:name="_Toc216884046"/>
+      <w:bookmarkStart w:id="68" w:name="_Toc241602509"/>
       <w:r>
         <w:t>Bug Fixes</w:t>
       </w:r>
@@ -12253,7 +12409,7 @@
       <w:pPr>
         <w:pStyle w:val="Heading2"/>
       </w:pPr>
-      <w:bookmarkStart w:id="69" w:name="_Toc216884047"/>
+      <w:bookmarkStart w:id="69" w:name="_Toc241602510"/>
       <w:r>
         <w:t>What’s New</w:t>
       </w:r>
@@ -12273,7 +12429,7 @@
       <w:pPr>
         <w:pStyle w:val="Heading2"/>
       </w:pPr>
-      <w:bookmarkStart w:id="70" w:name="_Toc216884048"/>
+      <w:bookmarkStart w:id="70" w:name="_Toc241602511"/>
       <w:r>
         <w:t>Database Changes</w:t>
       </w:r>
@@ -12335,7 +12491,7 @@
       <w:pPr>
         <w:pStyle w:val="Heading1"/>
       </w:pPr>
-      <w:bookmarkStart w:id="71" w:name="_Toc216884049"/>
+      <w:bookmarkStart w:id="71" w:name="_Toc241602512"/>
       <w:r>
         <w:lastRenderedPageBreak/>
         <w:t>Profiles RNS 2.11.0</w:t>
@@ -12357,7 +12513,7 @@
       <w:pPr>
         <w:pStyle w:val="Heading2"/>
       </w:pPr>
-      <w:bookmarkStart w:id="72" w:name="_Toc216884050"/>
+      <w:bookmarkStart w:id="72" w:name="_Toc241602513"/>
       <w:r>
         <w:t>Bug Fixes</w:t>
       </w:r>
@@ -12409,7 +12565,7 @@
       <w:pPr>
         <w:pStyle w:val="Heading2"/>
       </w:pPr>
-      <w:bookmarkStart w:id="73" w:name="_Toc216884051"/>
+      <w:bookmarkStart w:id="73" w:name="_Toc241602514"/>
       <w:r>
         <w:t>What’s New</w:t>
       </w:r>
@@ -12453,7 +12609,7 @@
       <w:pPr>
         <w:pStyle w:val="Heading2"/>
       </w:pPr>
-      <w:bookmarkStart w:id="74" w:name="_Toc216884052"/>
+      <w:bookmarkStart w:id="74" w:name="_Toc241602515"/>
       <w:r>
         <w:t>Database Changes</w:t>
       </w:r>
@@ -12574,7 +12730,7 @@
       <w:pPr>
         <w:pStyle w:val="Heading1"/>
       </w:pPr>
-      <w:bookmarkStart w:id="75" w:name="_Toc216884053"/>
+      <w:bookmarkStart w:id="75" w:name="_Toc241602516"/>
       <w:r>
         <w:lastRenderedPageBreak/>
         <w:t>Profiles RNS 2.11.1</w:t>
@@ -12590,7 +12746,7 @@
       <w:pPr>
         <w:pStyle w:val="Heading2"/>
       </w:pPr>
-      <w:bookmarkStart w:id="76" w:name="_Toc216884054"/>
+      <w:bookmarkStart w:id="76" w:name="_Toc241602517"/>
       <w:r>
         <w:t>Bug Fixes</w:t>
       </w:r>
@@ -12633,7 +12789,7 @@
       <w:pPr>
         <w:pStyle w:val="Heading2"/>
       </w:pPr>
-      <w:bookmarkStart w:id="77" w:name="_Toc216884055"/>
+      <w:bookmarkStart w:id="77" w:name="_Toc241602518"/>
       <w:r>
         <w:t>What’s New</w:t>
       </w:r>
@@ -12694,7 +12850,7 @@
       <w:pPr>
         <w:pStyle w:val="Heading2"/>
       </w:pPr>
-      <w:bookmarkStart w:id="78" w:name="_Toc216884056"/>
+      <w:bookmarkStart w:id="78" w:name="_Toc241602519"/>
       <w:r>
         <w:t>Database Changes</w:t>
       </w:r>
@@ -12789,7 +12945,7 @@
       <w:pPr>
         <w:pStyle w:val="Heading1"/>
       </w:pPr>
-      <w:bookmarkStart w:id="79" w:name="_Toc216884057"/>
+      <w:bookmarkStart w:id="79" w:name="_Toc241602520"/>
       <w:r>
         <w:lastRenderedPageBreak/>
         <w:t>Profiles RNS 2.12.0</w:t>
@@ -12811,7 +12967,7 @@
       <w:pPr>
         <w:pStyle w:val="Heading2"/>
       </w:pPr>
-      <w:bookmarkStart w:id="80" w:name="_Toc216884058"/>
+      <w:bookmarkStart w:id="80" w:name="_Toc241602521"/>
       <w:r>
         <w:t>Bug Fixes</w:t>
       </w:r>
@@ -12860,7 +13016,7 @@
       <w:pPr>
         <w:pStyle w:val="Heading2"/>
       </w:pPr>
-      <w:bookmarkStart w:id="81" w:name="_Toc216884059"/>
+      <w:bookmarkStart w:id="81" w:name="_Toc241602522"/>
       <w:r>
         <w:t>What’s New</w:t>
       </w:r>
@@ -12897,7 +13053,7 @@
       <w:pPr>
         <w:pStyle w:val="Heading2"/>
       </w:pPr>
-      <w:bookmarkStart w:id="82" w:name="_Toc216884060"/>
+      <w:bookmarkStart w:id="82" w:name="_Toc241602523"/>
       <w:r>
         <w:t>Database Changes</w:t>
       </w:r>
@@ -13055,7 +13211,7 @@
           <w:szCs w:val="24"/>
         </w:rPr>
       </w:pPr>
-      <w:bookmarkStart w:id="84" w:name="_Toc216884061"/>
+      <w:bookmarkStart w:id="84" w:name="_Toc241602524"/>
       <w:r>
         <w:rPr>
           <w:rFonts w:cs="Times New Roman"/>
@@ -13078,7 +13234,7 @@
       <w:pPr>
         <w:pStyle w:val="Heading1"/>
       </w:pPr>
-      <w:bookmarkStart w:id="85" w:name="_Toc216884062"/>
+      <w:bookmarkStart w:id="85" w:name="_Toc241602525"/>
       <w:r>
         <w:lastRenderedPageBreak/>
         <w:t>Profiles RNS 3.0.0</w:t>
@@ -13108,7 +13264,7 @@
       <w:pPr>
         <w:pStyle w:val="Heading2"/>
       </w:pPr>
-      <w:bookmarkStart w:id="86" w:name="_Toc216884063"/>
+      <w:bookmarkStart w:id="86" w:name="_Toc241602526"/>
       <w:r>
         <w:t>Bug Fixes</w:t>
       </w:r>
@@ -13161,7 +13317,7 @@
       <w:pPr>
         <w:pStyle w:val="Heading2"/>
       </w:pPr>
-      <w:bookmarkStart w:id="87" w:name="_Toc216884064"/>
+      <w:bookmarkStart w:id="87" w:name="_Toc241602527"/>
       <w:r>
         <w:t>What’s New</w:t>
       </w:r>
@@ -13413,7 +13569,7 @@
       <w:pPr>
         <w:pStyle w:val="Heading2"/>
       </w:pPr>
-      <w:bookmarkStart w:id="88" w:name="_Toc216884065"/>
+      <w:bookmarkStart w:id="88" w:name="_Toc241602528"/>
       <w:r>
         <w:t xml:space="preserve">Modified </w:t>
       </w:r>
@@ -13509,7 +13665,7 @@
       <w:pPr>
         <w:pStyle w:val="Heading2"/>
       </w:pPr>
-      <w:bookmarkStart w:id="89" w:name="_Toc216884066"/>
+      <w:bookmarkStart w:id="89" w:name="_Toc241602529"/>
       <w:r>
         <w:t xml:space="preserve">New </w:t>
       </w:r>
@@ -13606,7 +13762,7 @@
       <w:pPr>
         <w:pStyle w:val="Heading1"/>
       </w:pPr>
-      <w:bookmarkStart w:id="90" w:name="_Toc216884067"/>
+      <w:bookmarkStart w:id="90" w:name="_Toc241602530"/>
       <w:r>
         <w:lastRenderedPageBreak/>
         <w:t>Profiles RNS 3.1.0</w:t>
@@ -13672,7 +13828,7 @@
       <w:pPr>
         <w:pStyle w:val="Heading2"/>
       </w:pPr>
-      <w:bookmarkStart w:id="91" w:name="_Toc216884068"/>
+      <w:bookmarkStart w:id="91" w:name="_Toc241602531"/>
       <w:r>
         <w:t>Bug Fixes</w:t>
       </w:r>
@@ -13740,7 +13896,7 @@
       <w:pPr>
         <w:pStyle w:val="Heading2"/>
       </w:pPr>
-      <w:bookmarkStart w:id="92" w:name="_Toc216884069"/>
+      <w:bookmarkStart w:id="92" w:name="_Toc241602532"/>
       <w:r>
         <w:t>What’s New</w:t>
       </w:r>
@@ -13811,7 +13967,7 @@
       <w:pPr>
         <w:pStyle w:val="Heading2"/>
       </w:pPr>
-      <w:bookmarkStart w:id="93" w:name="_Toc216884070"/>
+      <w:bookmarkStart w:id="93" w:name="_Toc241602533"/>
       <w:r>
         <w:t xml:space="preserve">Modified </w:t>
       </w:r>
@@ -14101,7 +14257,7 @@
       <w:pPr>
         <w:pStyle w:val="Heading2"/>
       </w:pPr>
-      <w:bookmarkStart w:id="94" w:name="_Toc216884071"/>
+      <w:bookmarkStart w:id="94" w:name="_Toc241602534"/>
       <w:r>
         <w:t xml:space="preserve">New </w:t>
       </w:r>
@@ -14257,7 +14413,7 @@
       <w:pPr>
         <w:pStyle w:val="Heading1"/>
       </w:pPr>
-      <w:bookmarkStart w:id="95" w:name="_Toc216884072"/>
+      <w:bookmarkStart w:id="95" w:name="_Toc241602535"/>
       <w:r>
         <w:lastRenderedPageBreak/>
         <w:t>Profiles RNS 4.0.0</w:t>
@@ -14356,7 +14512,7 @@
       <w:pPr>
         <w:pStyle w:val="Heading2"/>
       </w:pPr>
-      <w:bookmarkStart w:id="97" w:name="_Toc216884073"/>
+      <w:bookmarkStart w:id="97" w:name="_Toc241602536"/>
       <w:r>
         <w:t>Bug Fixes</w:t>
       </w:r>
@@ -14371,7 +14527,7 @@
       <w:pPr>
         <w:pStyle w:val="Heading2"/>
       </w:pPr>
-      <w:bookmarkStart w:id="98" w:name="_Toc216884074"/>
+      <w:bookmarkStart w:id="98" w:name="_Toc241602537"/>
       <w:r>
         <w:t>What’s New</w:t>
       </w:r>
@@ -14398,7 +14554,7 @@
           <w:szCs w:val="24"/>
         </w:rPr>
       </w:pPr>
-      <w:bookmarkStart w:id="99" w:name="_Toc216884075"/>
+      <w:bookmarkStart w:id="99" w:name="_Toc241602538"/>
       <w:r>
         <w:rPr>
           <w:rFonts w:cs="Times New Roman"/>
@@ -14422,10 +14578,12 @@
       <w:pPr>
         <w:pStyle w:val="Heading1"/>
       </w:pPr>
+      <w:bookmarkStart w:id="100" w:name="_Toc241602539"/>
       <w:r>
         <w:lastRenderedPageBreak/>
         <w:t>Profiles RNS 4.1.0</w:t>
       </w:r>
+      <w:bookmarkEnd w:id="100"/>
     </w:p>
     <w:p>
       <w:r>
@@ -14439,9 +14597,11 @@
       <w:pPr>
         <w:pStyle w:val="Heading2"/>
       </w:pPr>
+      <w:bookmarkStart w:id="101" w:name="_Toc241602540"/>
       <w:r>
         <w:t>What’s New</w:t>
       </w:r>
+      <w:bookmarkEnd w:id="101"/>
     </w:p>
     <w:p>
       <w:r>
@@ -18231,6 +18391,158 @@
       <w:szCs w:val="24"/>
     </w:rPr>
   </w:style>
+  <w:style w:type="paragraph" w:styleId="TOC3">
+    <w:name w:val="toc 3"/>
+    <w:basedOn w:val="Normal"/>
+    <w:next w:val="Normal"/>
+    <w:autoRedefine/>
+    <w:uiPriority w:val="39"/>
+    <w:unhideWhenUsed/>
+    <w:rsid w:val="007E1C65"/>
+    <w:pPr>
+      <w:spacing w:after="100" w:line="278" w:lineRule="auto"/>
+      <w:ind w:left="480"/>
+    </w:pPr>
+    <w:rPr>
+      <w:rFonts w:asciiTheme="minorHAnsi" w:eastAsiaTheme="minorEastAsia" w:hAnsiTheme="minorHAnsi"/>
+      <w:kern w:val="2"/>
+      <w:sz w:val="24"/>
+      <w:szCs w:val="24"/>
+      <w14:ligatures w14:val="standardContextual"/>
+    </w:rPr>
+  </w:style>
+  <w:style w:type="paragraph" w:styleId="TOC4">
+    <w:name w:val="toc 4"/>
+    <w:basedOn w:val="Normal"/>
+    <w:next w:val="Normal"/>
+    <w:autoRedefine/>
+    <w:uiPriority w:val="39"/>
+    <w:unhideWhenUsed/>
+    <w:rsid w:val="007E1C65"/>
+    <w:pPr>
+      <w:spacing w:after="100" w:line="278" w:lineRule="auto"/>
+      <w:ind w:left="720"/>
+    </w:pPr>
+    <w:rPr>
+      <w:rFonts w:asciiTheme="minorHAnsi" w:eastAsiaTheme="minorEastAsia" w:hAnsiTheme="minorHAnsi"/>
+      <w:kern w:val="2"/>
+      <w:sz w:val="24"/>
+      <w:szCs w:val="24"/>
+      <w14:ligatures w14:val="standardContextual"/>
+    </w:rPr>
+  </w:style>
+  <w:style w:type="paragraph" w:styleId="TOC5">
+    <w:name w:val="toc 5"/>
+    <w:basedOn w:val="Normal"/>
+    <w:next w:val="Normal"/>
+    <w:autoRedefine/>
+    <w:uiPriority w:val="39"/>
+    <w:unhideWhenUsed/>
+    <w:rsid w:val="007E1C65"/>
+    <w:pPr>
+      <w:spacing w:after="100" w:line="278" w:lineRule="auto"/>
+      <w:ind w:left="960"/>
+    </w:pPr>
+    <w:rPr>
+      <w:rFonts w:asciiTheme="minorHAnsi" w:eastAsiaTheme="minorEastAsia" w:hAnsiTheme="minorHAnsi"/>
+      <w:kern w:val="2"/>
+      <w:sz w:val="24"/>
+      <w:szCs w:val="24"/>
+      <w14:ligatures w14:val="standardContextual"/>
+    </w:rPr>
+  </w:style>
+  <w:style w:type="paragraph" w:styleId="TOC6">
+    <w:name w:val="toc 6"/>
+    <w:basedOn w:val="Normal"/>
+    <w:next w:val="Normal"/>
+    <w:autoRedefine/>
+    <w:uiPriority w:val="39"/>
+    <w:unhideWhenUsed/>
+    <w:rsid w:val="007E1C65"/>
+    <w:pPr>
+      <w:spacing w:after="100" w:line="278" w:lineRule="auto"/>
+      <w:ind w:left="1200"/>
+    </w:pPr>
+    <w:rPr>
+      <w:rFonts w:asciiTheme="minorHAnsi" w:eastAsiaTheme="minorEastAsia" w:hAnsiTheme="minorHAnsi"/>
+      <w:kern w:val="2"/>
+      <w:sz w:val="24"/>
+      <w:szCs w:val="24"/>
+      <w14:ligatures w14:val="standardContextual"/>
+    </w:rPr>
+  </w:style>
+  <w:style w:type="paragraph" w:styleId="TOC7">
+    <w:name w:val="toc 7"/>
+    <w:basedOn w:val="Normal"/>
+    <w:next w:val="Normal"/>
+    <w:autoRedefine/>
+    <w:uiPriority w:val="39"/>
+    <w:unhideWhenUsed/>
+    <w:rsid w:val="007E1C65"/>
+    <w:pPr>
+      <w:spacing w:after="100" w:line="278" w:lineRule="auto"/>
+      <w:ind w:left="1440"/>
+    </w:pPr>
+    <w:rPr>
+      <w:rFonts w:asciiTheme="minorHAnsi" w:eastAsiaTheme="minorEastAsia" w:hAnsiTheme="minorHAnsi"/>
+      <w:kern w:val="2"/>
+      <w:sz w:val="24"/>
+      <w:szCs w:val="24"/>
+      <w14:ligatures w14:val="standardContextual"/>
+    </w:rPr>
+  </w:style>
+  <w:style w:type="paragraph" w:styleId="TOC8">
+    <w:name w:val="toc 8"/>
+    <w:basedOn w:val="Normal"/>
+    <w:next w:val="Normal"/>
+    <w:autoRedefine/>
+    <w:uiPriority w:val="39"/>
+    <w:unhideWhenUsed/>
+    <w:rsid w:val="007E1C65"/>
+    <w:pPr>
+      <w:spacing w:after="100" w:line="278" w:lineRule="auto"/>
+      <w:ind w:left="1680"/>
+    </w:pPr>
+    <w:rPr>
+      <w:rFonts w:asciiTheme="minorHAnsi" w:eastAsiaTheme="minorEastAsia" w:hAnsiTheme="minorHAnsi"/>
+      <w:kern w:val="2"/>
+      <w:sz w:val="24"/>
+      <w:szCs w:val="24"/>
+      <w14:ligatures w14:val="standardContextual"/>
+    </w:rPr>
+  </w:style>
+  <w:style w:type="paragraph" w:styleId="TOC9">
+    <w:name w:val="toc 9"/>
+    <w:basedOn w:val="Normal"/>
+    <w:next w:val="Normal"/>
+    <w:autoRedefine/>
+    <w:uiPriority w:val="39"/>
+    <w:unhideWhenUsed/>
+    <w:rsid w:val="007E1C65"/>
+    <w:pPr>
+      <w:spacing w:after="100" w:line="278" w:lineRule="auto"/>
+      <w:ind w:left="1920"/>
+    </w:pPr>
+    <w:rPr>
+      <w:rFonts w:asciiTheme="minorHAnsi" w:eastAsiaTheme="minorEastAsia" w:hAnsiTheme="minorHAnsi"/>
+      <w:kern w:val="2"/>
+      <w:sz w:val="24"/>
+      <w:szCs w:val="24"/>
+      <w14:ligatures w14:val="standardContextual"/>
+    </w:rPr>
+  </w:style>
+  <w:style w:type="character" w:styleId="UnresolvedMention">
+    <w:name w:val="Unresolved Mention"/>
+    <w:basedOn w:val="DefaultParagraphFont"/>
+    <w:uiPriority w:val="99"/>
+    <w:semiHidden/>
+    <w:unhideWhenUsed/>
+    <w:rsid w:val="007E1C65"/>
+    <w:rPr>
+      <w:color w:val="605E5C"/>
+      <w:shd w:val="clear" w:color="auto" w:fill="E1DFDD"/>
+    </w:rPr>
+  </w:style>
 </w:styles>
 </file>
 
